--- a/final/M11302149_ADSP_Final.docx
+++ b/final/M11302149_ADSP_Final.docx
@@ -153,21 +153,7 @@
         <w:rPr>
           <w:rFonts w:hint="eastAsia"/>
         </w:rPr>
-        <w:t>，並透過人類視覺系統的低通性質，在觀察距離下產生</w:t>
-      </w:r>
-      <w:proofErr w:type="gramStart"/>
-      <w:r>
-        <w:rPr>
-          <w:rFonts w:hint="eastAsia"/>
-        </w:rPr>
-        <w:t>近似原</w:t>
-      </w:r>
-      <w:proofErr w:type="gramEnd"/>
-      <w:r>
-        <w:rPr>
-          <w:rFonts w:hint="eastAsia"/>
-        </w:rPr>
-        <w:t>圖的視覺效果。其優點包含計算效率高、儲存成本低、易於低階顯示或印表裝置上實現，且可利用不同演算法在有限灰階輸出中重建豐富的視覺感受。本文探討多種傳統與現代彩色半色調演算法，包括有序抖動、誤差擴散與點擴散，並模擬其在不同輸出設備（如電子紙、雷射印表機與噴墨印表機）下的實作情境。實驗中納入各裝置之特性限制（如點擴張、色彩階數與更新率），並使用</w:t>
+        <w:t>，並透過人類視覺系統的低通性質，在觀察距離下產生近似原圖的視覺效果。其優點包含計算效率高、儲存成本低、易於低階顯示或印表裝置上實現，且可利用不同演算法在有限灰階輸出中重建豐富的視覺感受。本文探討多種傳統與現代彩色半色調演算法，包括有序抖動、誤差擴散與點擴散，並模擬其在不同輸出設備（如電子紙、雷射印表機與噴墨印表機）下的實作情境。實驗中納入各裝置之特性限制（如點擴張、色彩階數與更新率），並使用</w:t>
       </w:r>
       <w:r>
         <w:rPr>
@@ -211,33 +197,11 @@
         </w:rPr>
         <w:t xml:space="preserve"> 2D FFT </w:t>
       </w:r>
-      <w:proofErr w:type="gramStart"/>
-      <w:r>
-        <w:rPr>
-          <w:rFonts w:hint="eastAsia"/>
-        </w:rPr>
-        <w:t>分析頻域特性</w:t>
-      </w:r>
-      <w:proofErr w:type="gramEnd"/>
-      <w:r>
-        <w:rPr>
-          <w:rFonts w:hint="eastAsia"/>
-        </w:rPr>
-        <w:t>。彩色半色調技術廣泛應用於電子紙顯示器、數位列印、文件影像處理與</w:t>
-      </w:r>
-      <w:proofErr w:type="gramStart"/>
-      <w:r>
-        <w:rPr>
-          <w:rFonts w:hint="eastAsia"/>
-        </w:rPr>
-        <w:t>低功耗</w:t>
-      </w:r>
-      <w:proofErr w:type="gramEnd"/>
-      <w:r>
-        <w:rPr>
-          <w:rFonts w:hint="eastAsia"/>
-        </w:rPr>
-        <w:t>視覺輸出系統等領域。</w:t>
+      <w:r>
+        <w:rPr>
+          <w:rFonts w:hint="eastAsia"/>
+        </w:rPr>
+        <w:t>分析頻域特性。彩色半色調技術廣泛應用於電子紙顯示器、數位列印、文件影像處理與低功耗視覺輸出系統等領域。</w:t>
       </w:r>
     </w:p>
     <w:p>
@@ -282,21 +246,7 @@
         <w:rPr>
           <w:rFonts w:hint="eastAsia"/>
         </w:rPr>
-        <w:t>在實務應用中，不同類型的輸出設備（如電子紙、雷射印表機與噴墨印表機）具有不同的物理限制與成像機制，例如</w:t>
-      </w:r>
-      <w:proofErr w:type="gramStart"/>
-      <w:r>
-        <w:rPr>
-          <w:rFonts w:hint="eastAsia"/>
-        </w:rPr>
-        <w:t>電子紙僅支援</w:t>
-      </w:r>
-      <w:proofErr w:type="gramEnd"/>
-      <w:r>
-        <w:rPr>
-          <w:rFonts w:hint="eastAsia"/>
-        </w:rPr>
-        <w:t>黑白三色、雷射列印有明顯的點擴張現象、噴墨則需考慮墨水擴散。這些裝置特性會直接影響半色調演算法的表現，使得「演算法與裝置特性的相容性」成為設計與選擇策略的關鍵。</w:t>
+        <w:t>在實務應用中，不同類型的輸出設備（如電子紙、雷射印表機與噴墨印表機）具有不同的物理限制與成像機制，例如電子紙僅支援黑白三色、雷射列印有明顯的點擴張現象、噴墨則需考慮墨水擴散。這些裝置特性會直接影響半色調演算法的表現，使得「演算法與裝置特性的相容性」成為設計與選擇策略的關鍵。</w:t>
       </w:r>
     </w:p>
     <w:p>
@@ -307,35 +257,7 @@
         <w:rPr>
           <w:rFonts w:hint="eastAsia"/>
         </w:rPr>
-        <w:t>半色調是一種成熟的數位訊號處理技術，能夠將連續色調影像轉換為適合於二值顯示或列印的表現形式。彩色半色調進一步延伸該概念至</w:t>
-      </w:r>
-      <w:proofErr w:type="gramStart"/>
-      <w:r>
-        <w:rPr>
-          <w:rFonts w:hint="eastAsia"/>
-        </w:rPr>
-        <w:t>彩色域，</w:t>
-      </w:r>
-      <w:proofErr w:type="gramEnd"/>
-      <w:r>
-        <w:rPr>
-          <w:rFonts w:hint="eastAsia"/>
-        </w:rPr>
-        <w:t>利用人類視覺系統的低通特性，即使每</w:t>
-      </w:r>
-      <w:proofErr w:type="gramStart"/>
-      <w:r>
-        <w:rPr>
-          <w:rFonts w:hint="eastAsia"/>
-        </w:rPr>
-        <w:t>個</w:t>
-      </w:r>
-      <w:proofErr w:type="gramEnd"/>
-      <w:r>
-        <w:rPr>
-          <w:rFonts w:hint="eastAsia"/>
-        </w:rPr>
-        <w:t>像素為二值</w:t>
+        <w:t>半色調是一種成熟的數位訊號處理技術，能夠將連續色調影像轉換為適合於二值顯示或列印的表現形式。彩色半色調進一步延伸該概念至彩色域，利用人類視覺系統的低通特性，即使每個像素為二值</w:t>
       </w:r>
       <w:r>
         <w:rPr>
@@ -417,71 +339,12 @@
         <w:rPr>
           <w:rFonts w:hint="eastAsia"/>
         </w:rPr>
-        <w:t>）是一種利用人眼視覺特性來模擬</w:t>
-      </w:r>
-      <w:proofErr w:type="gramStart"/>
-      <w:r>
-        <w:rPr>
-          <w:rFonts w:hint="eastAsia"/>
-        </w:rPr>
-        <w:t>連續階調</w:t>
-      </w:r>
-      <w:proofErr w:type="gramEnd"/>
-      <w:r>
-        <w:rPr>
-          <w:rFonts w:hint="eastAsia"/>
-        </w:rPr>
-        <w:t>影像的方法。由於在傳統印刷或數位顯示中，每</w:t>
-      </w:r>
-      <w:proofErr w:type="gramStart"/>
-      <w:r>
-        <w:rPr>
-          <w:rFonts w:hint="eastAsia"/>
-        </w:rPr>
-        <w:t>個</w:t>
-      </w:r>
-      <w:proofErr w:type="gramEnd"/>
-      <w:r>
-        <w:rPr>
-          <w:rFonts w:hint="eastAsia"/>
-        </w:rPr>
-        <w:t>像素或網點往往只能呈現兩種狀態（例如印刷</w:t>
-      </w:r>
-      <w:proofErr w:type="gramStart"/>
-      <w:r>
-        <w:rPr>
-          <w:rFonts w:hint="eastAsia"/>
-        </w:rPr>
-        <w:t>中的著墨或</w:t>
-      </w:r>
-      <w:proofErr w:type="gramEnd"/>
-      <w:r>
-        <w:rPr>
-          <w:rFonts w:hint="eastAsia"/>
-        </w:rPr>
-        <w:t>不著墨），半色調透過控制點的大小、形狀或密度來產生明暗變化，使有限的顏色組合呈現出</w:t>
-      </w:r>
-      <w:proofErr w:type="gramStart"/>
-      <w:r>
-        <w:rPr>
-          <w:rFonts w:hint="eastAsia"/>
-        </w:rPr>
-        <w:t>連續階調</w:t>
-      </w:r>
-      <w:proofErr w:type="gramEnd"/>
-      <w:r>
-        <w:rPr>
-          <w:rFonts w:hint="eastAsia"/>
-        </w:rPr>
-        <w:t>的視覺效果，將其視覺積分為灰階或中間色調，近似原始連續影像。這一技術早在十九世紀末就已應用於印刷領域，至今已有超過一個世紀的歷史；而在數位輸出設備上，半色調技術也發展了約四十年，廣泛應用於印表機、顯示器等裝置。半色調不僅降低了印刷成本，在影像傳輸和儲存（如傳真、影像壓縮）中也減少了資料量，因而具有重要的理論與實用價值。</w:t>
+        <w:t>）是一種利用人眼視覺特性來模擬連續階調影像的方法。由於在傳統印刷或數位顯示中，每個像素或網點往往只能呈現兩種狀態（例如印刷中的著墨或不著墨），半色調透過控制點的大小、形狀或密度來產生明暗變化，使有限的顏色組合呈現出連續階調的視覺效果，將其視覺積分為灰階或中間色調，近似原始連續影像。這一技術早在十九世紀末就已應用於印刷領域，至今已有超過一個世紀的歷史；而在數位輸出設備上，半色調技術也發展了約四十年，廣泛應用於印表機、顯示器等裝置。半色調不僅降低了印刷成本，在影像傳輸和儲存（如傳真、影像壓縮）中也減少了資料量，因而具有重要的理論與實用價值。</w:t>
       </w:r>
     </w:p>
     <w:p>
       <w:pPr>
         <w:ind w:firstLine="480"/>
-        <w:rPr>
-          <w:rFonts w:hint="eastAsia"/>
-        </w:rPr>
       </w:pPr>
       <w:r>
         <w:rPr>
@@ -574,6 +437,9 @@
         <w:t xml:space="preserve"> </w:t>
       </w:r>
       <w:r>
+        <w:rPr>
+          <w:noProof/>
+        </w:rPr>
         <w:drawing>
           <wp:inline distT="0" distB="0" distL="0" distR="0" wp14:anchorId="34553C05" wp14:editId="613DC8AA">
             <wp:extent cx="906920" cy="1388605"/>
@@ -621,9 +487,6 @@
     <w:p>
       <w:pPr>
         <w:jc w:val="center"/>
-        <w:rPr>
-          <w:rFonts w:hint="eastAsia"/>
-        </w:rPr>
       </w:pPr>
       <w:r>
         <w:rPr>
@@ -759,67 +622,25 @@
         <w:rPr>
           <w:rFonts w:hint="eastAsia"/>
         </w:rPr>
-        <w:t>提出使用固定的</w:t>
-      </w:r>
-      <w:proofErr w:type="gramStart"/>
-      <w:r>
-        <w:rPr>
-          <w:rFonts w:hint="eastAsia"/>
-        </w:rPr>
-        <w:t>閾</w:t>
-      </w:r>
-      <w:proofErr w:type="gramEnd"/>
-      <w:r>
-        <w:rPr>
-          <w:rFonts w:hint="eastAsia"/>
-        </w:rPr>
-        <w:t>值矩陣進行有序抖動。原始影像依區塊套用重複的</w:t>
-      </w:r>
-      <w:proofErr w:type="gramStart"/>
-      <w:r>
-        <w:rPr>
-          <w:rFonts w:hint="eastAsia"/>
-        </w:rPr>
-        <w:t>閾</w:t>
-      </w:r>
-      <w:proofErr w:type="gramEnd"/>
-      <w:r>
-        <w:rPr>
-          <w:rFonts w:hint="eastAsia"/>
-        </w:rPr>
-        <w:t>值網點矩陣進行二值化，以形成對應灰階密度的黑白圖樣。此方法運算簡</w:t>
+        <w:t>提出使用固定的閾值矩陣進行有序抖動。原始影像依區塊套用重複的閾值網點矩陣進行二值化，以形成對應灰階密度的黑白圖樣。此方法運算簡</w:t>
       </w:r>
       <w:r>
         <w:rPr>
           <w:rFonts w:hint="eastAsia"/>
         </w:rPr>
         <w:lastRenderedPageBreak/>
-        <w:t>單、適合即時處理，在區塊</w:t>
-      </w:r>
-      <w:proofErr w:type="gramStart"/>
-      <w:r>
-        <w:rPr>
-          <w:rFonts w:hint="eastAsia"/>
-        </w:rPr>
-        <w:t>取代式半色調</w:t>
-      </w:r>
-      <w:proofErr w:type="gramEnd"/>
-      <w:r>
-        <w:rPr>
-          <w:rFonts w:hint="eastAsia"/>
-        </w:rPr>
-        <w:t>中可直接以預先設計的網點區塊替換影像區塊。然而，由於採用週期性重複圖樣，輸出半色調中常出現明顯的方格紋理，相較錯誤擴散法影像對比和細節表現較遜色。</w:t>
+        <w:t>單、適合即時處理，在區塊取代式半色調中可直接以預先設計的網點區塊替換影像區塊。然而，由於採用週期性重複圖樣，輸出半色調中常出現明顯的方格紋理，相較錯誤擴散法影像對比和細節表現較遜色。</w:t>
       </w:r>
     </w:p>
     <w:p>
       <w:pPr>
         <w:ind w:firstLine="480"/>
         <w:jc w:val="center"/>
-        <w:rPr>
-          <w:rFonts w:hint="eastAsia"/>
-        </w:rPr>
-      </w:pPr>
-      <w:r>
+      </w:pPr>
+      <w:r>
+        <w:rPr>
+          <w:noProof/>
+        </w:rPr>
         <w:drawing>
           <wp:inline distT="0" distB="0" distL="0" distR="0" wp14:anchorId="0393C565" wp14:editId="5ABF47BB">
             <wp:extent cx="3502325" cy="2200232"/>
@@ -861,19 +682,11 @@
       <w:pPr>
         <w:ind w:firstLine="480"/>
       </w:pPr>
-      <w:proofErr w:type="spellStart"/>
-      <w:r>
-        <w:rPr>
-          <w:rFonts w:hint="eastAsia"/>
-        </w:rPr>
-        <w:t>Mitsa</w:t>
-      </w:r>
-      <w:proofErr w:type="spellEnd"/>
-      <w:r>
-        <w:rPr>
-          <w:rFonts w:hint="eastAsia"/>
-        </w:rPr>
-        <w:t xml:space="preserve"> </w:t>
+      <w:r>
+        <w:rPr>
+          <w:rFonts w:hint="eastAsia"/>
+        </w:rPr>
+        <w:t xml:space="preserve">Mitsa </w:t>
       </w:r>
       <w:r>
         <w:rPr>
@@ -891,13 +704,7 @@
         <w:rPr>
           <w:rFonts w:hint="eastAsia"/>
         </w:rPr>
-        <w:t>則</w:t>
-      </w:r>
-      <w:r>
-        <w:rPr>
-          <w:rFonts w:hint="eastAsia"/>
-        </w:rPr>
-        <w:t>提出「藍雜訊遮罩</w:t>
+        <w:t>則提出「藍雜訊遮罩</w:t>
       </w:r>
       <w:r>
         <w:rPr>
@@ -909,55 +716,7 @@
         <w:rPr>
           <w:rFonts w:hint="eastAsia"/>
         </w:rPr>
-        <w:t>」有序抖動技術，以預生成</w:t>
-      </w:r>
-      <w:r>
-        <w:rPr>
-          <w:rFonts w:hint="eastAsia"/>
-        </w:rPr>
-        <w:t>之</w:t>
-      </w:r>
-      <w:proofErr w:type="gramStart"/>
-      <w:r>
-        <w:rPr>
-          <w:rFonts w:hint="eastAsia"/>
-        </w:rPr>
-        <w:t>閾</w:t>
-      </w:r>
-      <w:proofErr w:type="gramEnd"/>
-      <w:r>
-        <w:rPr>
-          <w:rFonts w:hint="eastAsia"/>
-        </w:rPr>
-        <w:t>值矩陣產生接近藍雜訊頻譜的網點分布。該方法在</w:t>
-      </w:r>
-      <w:proofErr w:type="gramStart"/>
-      <w:r>
-        <w:rPr>
-          <w:rFonts w:hint="eastAsia"/>
-        </w:rPr>
-        <w:t>區塊半色調</w:t>
-      </w:r>
-      <w:proofErr w:type="gramEnd"/>
-      <w:r>
-        <w:rPr>
-          <w:rFonts w:hint="eastAsia"/>
-        </w:rPr>
-        <w:t>中能迅速套用</w:t>
-      </w:r>
-      <w:proofErr w:type="gramStart"/>
-      <w:r>
-        <w:rPr>
-          <w:rFonts w:hint="eastAsia"/>
-        </w:rPr>
-        <w:t>閾</w:t>
-      </w:r>
-      <w:proofErr w:type="gramEnd"/>
-      <w:r>
-        <w:rPr>
-          <w:rFonts w:hint="eastAsia"/>
-        </w:rPr>
-        <w:t>值矩陣產生高品質的點陣圖，視覺效果較傳統有序抖動平滑，減少規則圖樣。然而，由於缺乏錯誤擴散的局部增強效果，輸出影像相對略為模糊，邊緣銳利度不及錯誤擴散法。</w:t>
+        <w:t>」有序抖動技術，以預生成之閾值矩陣產生接近藍雜訊頻譜的網點分布。該方法在區塊半色調中能迅速套用閾值矩陣產生高品質的點陣圖，視覺效果較傳統有序抖動平滑，減少規則圖樣。然而，由於缺乏錯誤擴散的局部增強效果，輸出影像相對略為模糊，邊緣銳利度不及錯誤擴散法。</w:t>
       </w:r>
     </w:p>
     <w:p>
@@ -998,33 +757,7 @@
         <w:rPr>
           <w:rFonts w:hint="eastAsia"/>
         </w:rPr>
-        <w:t>提出經典錯誤擴散演算法，在逐點二值化像素同時將量化誤差擴散到鄰近未處理像素。此方法能動態調節區域亮度，生成視覺上隨機且連續的網點分布，重建灰階的品質明顯優於有序抖動。在區塊取代半色調中，</w:t>
-      </w:r>
-      <w:proofErr w:type="gramStart"/>
-      <w:r>
-        <w:rPr>
-          <w:rFonts w:hint="eastAsia"/>
-        </w:rPr>
-        <w:t>它可逐區</w:t>
-      </w:r>
-      <w:proofErr w:type="gramEnd"/>
-      <w:r>
-        <w:rPr>
-          <w:rFonts w:hint="eastAsia"/>
-        </w:rPr>
-        <w:t>塊處理並保持每塊內的灰階準確，但需注意區塊邊界處誤差的處理以避免接縫失真。該方法計算量較高且需</w:t>
-      </w:r>
-      <w:r>
-        <w:rPr>
-          <w:rFonts w:hint="eastAsia"/>
-        </w:rPr>
-        <w:t>順</w:t>
-      </w:r>
-      <w:r>
-        <w:rPr>
-          <w:rFonts w:hint="eastAsia"/>
-        </w:rPr>
-        <w:t>序處理，雖提供良好影像對比和細節，但容易產生沿掃描方向的「條紋」干擾（</w:t>
+        <w:t>提出經典錯誤擴散演算法，在逐點二值化像素同時將量化誤差擴散到鄰近未處理像素。此方法能動態調節區域亮度，生成視覺上隨機且連續的網點分布，重建灰階的品質明顯優於有序抖動。在區塊取代半色調中，它可逐區塊處理並保持每塊內的灰階準確，但需注意區塊邊界處誤差的處理以避免接縫失真。該方法計算量較高且需順序處理，雖提供良好影像對比和細節，但容易產生沿掃描方向的「條紋」干擾（</w:t>
       </w:r>
       <w:r>
         <w:rPr>
@@ -1036,24 +769,18 @@
         <w:rPr>
           <w:rFonts w:hint="eastAsia"/>
         </w:rPr>
-        <w:t>）。論文中附有擴散濾波器框圖及範例圖，展示錯誤擴散在視覺品質上的優勢與其可能產生的假性紋路</w:t>
-      </w:r>
-      <w:r>
-        <w:rPr>
-          <w:rFonts w:hint="eastAsia"/>
-        </w:rPr>
-        <w:t>。</w:t>
+        <w:t>）。論文中附有擴散濾波器框圖及範例圖，展示錯誤擴散在視覺品質上的優勢與其可能產生的假性紋路。</w:t>
       </w:r>
     </w:p>
     <w:p>
       <w:pPr>
         <w:ind w:firstLine="480"/>
         <w:jc w:val="center"/>
-        <w:rPr>
-          <w:rFonts w:hint="eastAsia"/>
-        </w:rPr>
-      </w:pPr>
-      <w:r>
+      </w:pPr>
+      <w:r>
+        <w:rPr>
+          <w:noProof/>
+        </w:rPr>
         <w:lastRenderedPageBreak/>
         <w:drawing>
           <wp:inline distT="0" distB="0" distL="0" distR="0" wp14:anchorId="5471FE72" wp14:editId="6C240022">
@@ -1095,71 +822,18 @@
     <w:p>
       <w:pPr>
         <w:ind w:firstLine="480"/>
-        <w:rPr>
-          <w:rFonts w:hint="eastAsia"/>
-        </w:rPr>
-      </w:pPr>
-      <w:proofErr w:type="spellStart"/>
-      <w:r>
-        <w:rPr>
-          <w:rFonts w:hint="eastAsia"/>
-        </w:rPr>
-        <w:t>Ostromoukhov</w:t>
-      </w:r>
-      <w:proofErr w:type="spellEnd"/>
-      <w:r>
-        <w:rPr>
-          <w:rFonts w:hint="eastAsia"/>
-        </w:rPr>
-        <w:t xml:space="preserve"> </w:t>
-      </w:r>
-      <w:r>
-        <w:rPr>
-          <w:rFonts w:hint="eastAsia"/>
-        </w:rPr>
-        <w:t>提出一種改良的快速錯誤擴散演算法。透過離線優化擴散係數，使不同灰階</w:t>
-      </w:r>
-      <w:proofErr w:type="gramStart"/>
-      <w:r>
-        <w:rPr>
-          <w:rFonts w:hint="eastAsia"/>
-        </w:rPr>
-        <w:t>的點頻譜</w:t>
-      </w:r>
-      <w:proofErr w:type="gramEnd"/>
-      <w:r>
-        <w:rPr>
-          <w:rFonts w:hint="eastAsia"/>
-        </w:rPr>
-        <w:t>接近</w:t>
-      </w:r>
-      <w:proofErr w:type="gramStart"/>
-      <w:r>
-        <w:rPr>
-          <w:rFonts w:hint="eastAsia"/>
-        </w:rPr>
-        <w:t>理想藍</w:t>
-      </w:r>
-      <w:proofErr w:type="gramEnd"/>
-      <w:r>
-        <w:rPr>
-          <w:rFonts w:hint="eastAsia"/>
-        </w:rPr>
-        <w:t>雜訊分布，同時在各灰階間</w:t>
-      </w:r>
-      <w:proofErr w:type="gramStart"/>
-      <w:r>
-        <w:rPr>
-          <w:rFonts w:hint="eastAsia"/>
-        </w:rPr>
-        <w:t>平滑插值係數</w:t>
-      </w:r>
-      <w:proofErr w:type="gramEnd"/>
-      <w:r>
-        <w:rPr>
-          <w:rFonts w:hint="eastAsia"/>
-        </w:rPr>
-        <w:t>，確保整體一致性。新方法保有</w:t>
+      </w:pPr>
+      <w:r>
+        <w:rPr>
+          <w:rFonts w:hint="eastAsia"/>
+        </w:rPr>
+        <w:t xml:space="preserve">Ostromoukhov </w:t>
+      </w:r>
+      <w:r>
+        <w:rPr>
+          <w:rFonts w:hint="eastAsia"/>
+        </w:rPr>
+        <w:t>提出一種改良的快速錯誤擴散演算法。透過離線優化擴散係數，使不同灰階的點頻譜接近理想藍雜訊分布，同時在各灰階間平滑插值係數，確保整體一致性。新方法保有</w:t>
       </w:r>
       <w:r>
         <w:rPr>
@@ -1171,49 +845,7 @@
         <w:rPr>
           <w:rFonts w:hint="eastAsia"/>
         </w:rPr>
-        <w:t>法的</w:t>
-      </w:r>
-      <w:proofErr w:type="gramStart"/>
-      <w:r>
-        <w:rPr>
-          <w:rFonts w:hint="eastAsia"/>
-        </w:rPr>
-        <w:t>簡易單通特性</w:t>
-      </w:r>
-      <w:proofErr w:type="gramEnd"/>
-      <w:r>
-        <w:rPr>
-          <w:rFonts w:hint="eastAsia"/>
-        </w:rPr>
-        <w:t>，運行速度更快且幾乎無明顯瑕疵。實驗結果顯示，相較傳統錯誤擴散，改良法大幅減少高亮</w:t>
-      </w:r>
-      <w:proofErr w:type="gramStart"/>
-      <w:r>
-        <w:rPr>
-          <w:rFonts w:hint="eastAsia"/>
-        </w:rPr>
-        <w:t>與暗部的</w:t>
-      </w:r>
-      <w:proofErr w:type="gramEnd"/>
-      <w:r>
-        <w:rPr>
-          <w:rFonts w:hint="eastAsia"/>
-        </w:rPr>
-        <w:t>蠕蟲狀紋理及中階調的</w:t>
-      </w:r>
-      <w:proofErr w:type="gramStart"/>
-      <w:r>
-        <w:rPr>
-          <w:rFonts w:hint="eastAsia"/>
-        </w:rPr>
-        <w:t>規則斑</w:t>
-      </w:r>
-      <w:proofErr w:type="gramEnd"/>
-      <w:r>
-        <w:rPr>
-          <w:rFonts w:hint="eastAsia"/>
-        </w:rPr>
-        <w:t>塊。論文中提供各種強度下的頻譜分析圖（藍雜訊化後頻譜）與輸出影像比較圖，證實了演算法在畫質提升與抑制方面的效果。</w:t>
+        <w:t>法的簡易單通特性，運行速度更快且幾乎無明顯瑕疵。實驗結果顯示，相較傳統錯誤擴散，改良法大幅減少高亮與暗部的蠕蟲狀紋理及中階調的規則斑塊。論文中提供各種強度下的頻譜分析圖（藍雜訊化後頻譜）與輸出影像比較圖，證實了演算法在畫質提升與抑制方面的效果。</w:t>
       </w:r>
     </w:p>
     <w:p>
@@ -1238,25 +870,11 @@
       <w:pPr>
         <w:ind w:firstLine="480"/>
       </w:pPr>
-      <w:proofErr w:type="spellStart"/>
-      <w:r>
-        <w:rPr>
-          <w:rFonts w:hint="eastAsia"/>
-        </w:rPr>
-        <w:t>k</w:t>
-      </w:r>
-      <w:r>
-        <w:rPr>
-          <w:rFonts w:hint="eastAsia"/>
-        </w:rPr>
-        <w:t>nuth</w:t>
-      </w:r>
-      <w:proofErr w:type="spellEnd"/>
-      <w:r>
-        <w:rPr>
-          <w:rFonts w:hint="eastAsia"/>
-        </w:rPr>
-        <w:t xml:space="preserve"> </w:t>
+      <w:r>
+        <w:rPr>
+          <w:rFonts w:hint="eastAsia"/>
+        </w:rPr>
+        <w:t xml:space="preserve">knuth </w:t>
       </w:r>
       <w:r>
         <w:rPr>
@@ -1298,35 +916,7 @@
         <w:rPr>
           <w:rFonts w:hint="eastAsia"/>
         </w:rPr>
-        <w:t>的方法在區塊</w:t>
-      </w:r>
-      <w:proofErr w:type="gramStart"/>
-      <w:r>
-        <w:rPr>
-          <w:rFonts w:hint="eastAsia"/>
-        </w:rPr>
-        <w:t>取代式半色調</w:t>
-      </w:r>
-      <w:proofErr w:type="gramEnd"/>
-      <w:r>
-        <w:rPr>
-          <w:rFonts w:hint="eastAsia"/>
-        </w:rPr>
-        <w:t>中應用時，每</w:t>
-      </w:r>
-      <w:proofErr w:type="gramStart"/>
-      <w:r>
-        <w:rPr>
-          <w:rFonts w:hint="eastAsia"/>
-        </w:rPr>
-        <w:t>個</w:t>
-      </w:r>
-      <w:proofErr w:type="gramEnd"/>
-      <w:r>
-        <w:rPr>
-          <w:rFonts w:hint="eastAsia"/>
-        </w:rPr>
-        <w:t>區塊皆可同時進行處理，保有與錯誤擴散相近的灰階重現效果，同時計算複雜度與</w:t>
+        <w:t>的方法在區塊取代式半色調中應用時，每個區塊皆可同時進行處理，保有與錯誤擴散相近的灰階重現效果，同時計算複雜度與</w:t>
       </w:r>
       <w:r>
         <w:rPr>
@@ -1346,6 +936,9 @@
         <w:ind w:firstLine="480"/>
       </w:pPr>
       <w:r>
+        <w:rPr>
+          <w:noProof/>
+        </w:rPr>
         <w:lastRenderedPageBreak/>
         <w:drawing>
           <wp:inline distT="0" distB="0" distL="0" distR="0" wp14:anchorId="03D409DA" wp14:editId="788AAB9C">
@@ -1392,6 +985,9 @@
         </w:rPr>
       </w:pPr>
       <w:r>
+        <w:rPr>
+          <w:noProof/>
+        </w:rPr>
         <w:drawing>
           <wp:inline distT="0" distB="0" distL="0" distR="0" wp14:anchorId="4F9FBA3F" wp14:editId="409F0D66">
             <wp:extent cx="2567555" cy="1787967"/>
@@ -1479,11 +1075,11 @@
       <w:pPr>
         <w:ind w:firstLine="480"/>
         <w:jc w:val="center"/>
-        <w:rPr>
-          <w:rFonts w:hint="eastAsia"/>
-        </w:rPr>
-      </w:pPr>
-      <w:r>
+      </w:pPr>
+      <w:r>
+        <w:rPr>
+          <w:noProof/>
+        </w:rPr>
         <w:drawing>
           <wp:inline distT="0" distB="0" distL="0" distR="0" wp14:anchorId="140465EB" wp14:editId="252DCAB6">
             <wp:extent cx="2898096" cy="1307805"/>
@@ -1525,9 +1121,6 @@
       <w:pPr>
         <w:ind w:firstLine="480"/>
         <w:jc w:val="center"/>
-        <w:rPr>
-          <w:rFonts w:hint="eastAsia"/>
-        </w:rPr>
       </w:pPr>
     </w:p>
     <w:p>
@@ -1628,21 +1221,7 @@
         <w:rPr>
           <w:rFonts w:hint="eastAsia"/>
         </w:rPr>
-        <w:t>，以消除點擴散中需額外進行的影像增強步驟，進一步提升網點品質的一致性。優化後的點擴散輸出圖像質量可與錯誤擴散媲美，同時保有平行處理優勢，但也減輕了原方法中某些週期性增強效應造成的失真。作者提供了優化前後的半色調影像比較圖和</w:t>
-      </w:r>
-      <w:proofErr w:type="gramStart"/>
-      <w:r>
-        <w:rPr>
-          <w:rFonts w:hint="eastAsia"/>
-        </w:rPr>
-        <w:t>頻譜</w:t>
-      </w:r>
-      <w:proofErr w:type="gramEnd"/>
-      <w:r>
-        <w:rPr>
-          <w:rFonts w:hint="eastAsia"/>
-        </w:rPr>
-        <w:t>分析，說明改進後方法在降低週期性雜訊及提高視覺品質方面的明顯優勢</w:t>
+        <w:t>，以消除點擴散中需額外進行的影像增強步驟，進一步提升網點品質的一致性。優化後的點擴散輸出圖像質量可與錯誤擴散媲美，同時保有平行處理優勢，但也減輕了原方法中某些週期性增強效應造成的失真。作者提供了優化前後的半色調影像比較圖和頻譜分析，說明改進後方法在降低週期性雜訊及提高視覺品質方面的明顯優勢</w:t>
       </w:r>
       <w:r>
         <w:rPr>
@@ -1666,9 +1245,6 @@
     <w:p>
       <w:pPr>
         <w:ind w:firstLine="480"/>
-        <w:rPr>
-          <w:rFonts w:hint="eastAsia"/>
-        </w:rPr>
       </w:pPr>
       <w:r>
         <w:rPr>
@@ -1686,16 +1262,8 @@
         <w:rPr>
           <w:rFonts w:hint="eastAsia"/>
         </w:rPr>
-        <w:t xml:space="preserve"> </w:t>
-      </w:r>
-      <w:proofErr w:type="spellStart"/>
-      <w:r>
-        <w:rPr>
-          <w:rFonts w:hint="eastAsia"/>
-        </w:rPr>
-        <w:t>Allebach</w:t>
-      </w:r>
-      <w:proofErr w:type="spellEnd"/>
+        <w:t xml:space="preserve"> Allebach</w:t>
+      </w:r>
       <w:r>
         <w:rPr>
           <w:rFonts w:hint="eastAsia"/>
@@ -1731,35 +1299,7 @@
           <w:rFonts w:hint="eastAsia"/>
         </w:rPr>
         <w:lastRenderedPageBreak/>
-        <w:t>斷以小區域交換或翻轉黑白像素來最小化與原影像的感知誤差。此類迭代重建法可同時考慮整張影像（或大區塊）的全域誤差，因此生成的網點分布最接近</w:t>
-      </w:r>
-      <w:proofErr w:type="gramStart"/>
-      <w:r>
-        <w:rPr>
-          <w:rFonts w:hint="eastAsia"/>
-        </w:rPr>
-        <w:t>理想藍</w:t>
-      </w:r>
-      <w:proofErr w:type="gramEnd"/>
-      <w:r>
-        <w:rPr>
-          <w:rFonts w:hint="eastAsia"/>
-        </w:rPr>
-        <w:t>雜訊，視覺品質往往優於有序抖動和錯誤擴散。在區塊</w:t>
-      </w:r>
-      <w:proofErr w:type="gramStart"/>
-      <w:r>
-        <w:rPr>
-          <w:rFonts w:hint="eastAsia"/>
-        </w:rPr>
-        <w:t>取代式半色調</w:t>
-      </w:r>
-      <w:proofErr w:type="gramEnd"/>
-      <w:r>
-        <w:rPr>
-          <w:rFonts w:hint="eastAsia"/>
-        </w:rPr>
-        <w:t>應用中，</w:t>
+        <w:t>斷以小區域交換或翻轉黑白像素來最小化與原影像的感知誤差。此類迭代重建法可同時考慮整張影像（或大區塊）的全域誤差，因此生成的網點分布最接近理想藍雜訊，視覺品質往往優於有序抖動和錯誤擴散。在區塊取代式半色調應用中，</w:t>
       </w:r>
       <w:r>
         <w:rPr>
@@ -1777,9 +1317,6 @@
     <w:p>
       <w:pPr>
         <w:ind w:firstLine="480"/>
-        <w:rPr>
-          <w:rFonts w:hint="eastAsia"/>
-        </w:rPr>
       </w:pPr>
       <w:r>
         <w:rPr>
@@ -1797,21 +1334,7 @@
         <w:rPr>
           <w:rFonts w:hint="eastAsia"/>
         </w:rPr>
-        <w:t xml:space="preserve"> </w:t>
-      </w:r>
-      <w:proofErr w:type="spellStart"/>
-      <w:r>
-        <w:rPr>
-          <w:rFonts w:hint="eastAsia"/>
-        </w:rPr>
-        <w:t>Allebach</w:t>
-      </w:r>
-      <w:proofErr w:type="spellEnd"/>
-      <w:r>
-        <w:rPr>
-          <w:rFonts w:hint="eastAsia"/>
-        </w:rPr>
-        <w:t xml:space="preserve"> </w:t>
+        <w:t xml:space="preserve"> Allebach </w:t>
       </w:r>
       <w:r>
         <w:rPr>
@@ -1865,21 +1388,7 @@
         <w:rPr>
           <w:rFonts w:hint="eastAsia"/>
         </w:rPr>
-        <w:t>模型後的迭代法能在相同性能下產生更低可見誤差的半色調影像。由於迭代法本身耗時，在實際應用上多用於需求極高畫質的情境或作為其他快速演算法的參考標準。論文提供了不同視覺權重參數下的半色調效果圖，說明了視覺模型對提升主觀品質的作用，同時比較了計算複雜度與影像</w:t>
-      </w:r>
-      <w:proofErr w:type="gramStart"/>
-      <w:r>
-        <w:rPr>
-          <w:rFonts w:hint="eastAsia"/>
-        </w:rPr>
-        <w:t>品質間的權衡</w:t>
-      </w:r>
-      <w:proofErr w:type="gramEnd"/>
-      <w:r>
-        <w:rPr>
-          <w:rFonts w:hint="eastAsia"/>
-        </w:rPr>
-        <w:t>。</w:t>
+        <w:t>模型後的迭代法能在相同性能下產生更低可見誤差的半色調影像。由於迭代法本身耗時，在實際應用上多用於需求極高畫質的情境或作為其他快速演算法的參考標準。論文提供了不同視覺權重參數下的半色調效果圖，說明了視覺模型對提升主觀品質的作用，同時比較了計算複雜度與影像品質間的權衡。</w:t>
       </w:r>
     </w:p>
     <w:p>
@@ -1893,9 +1402,6 @@
     <w:p>
       <w:pPr>
         <w:ind w:firstLine="480"/>
-        <w:rPr>
-          <w:rFonts w:hint="eastAsia"/>
-        </w:rPr>
       </w:pPr>
       <w:r>
         <w:t>因為半色調技術經常出現在列印任務中，所以須針對印表機的特性進行設計。</w:t>
@@ -1946,24 +1452,13 @@
     <w:p>
       <w:pPr>
         <w:ind w:firstLine="480"/>
-        <w:rPr>
-          <w:rFonts w:hint="eastAsia"/>
-        </w:rPr>
-      </w:pPr>
-      <w:r>
-        <w:rPr>
-          <w:rFonts w:hint="eastAsia"/>
-        </w:rPr>
-        <w:t xml:space="preserve">S. H. Kim, J. P. </w:t>
-      </w:r>
-      <w:proofErr w:type="spellStart"/>
-      <w:r>
-        <w:rPr>
-          <w:rFonts w:hint="eastAsia"/>
-        </w:rPr>
-        <w:t>Allebach</w:t>
-      </w:r>
-      <w:proofErr w:type="spellEnd"/>
+      </w:pPr>
+      <w:r>
+        <w:rPr>
+          <w:rFonts w:hint="eastAsia"/>
+        </w:rPr>
+        <w:t>S. H. Kim, J. P. Allebach</w:t>
+      </w:r>
       <w:r>
         <w:rPr>
           <w:rFonts w:hint="eastAsia"/>
@@ -2006,21 +1501,7 @@
         <w:rPr>
           <w:rFonts w:hint="eastAsia"/>
         </w:rPr>
-        <w:t>人們已不再擔心閱讀和閱覽的便利性</w:t>
-      </w:r>
-      <w:proofErr w:type="gramStart"/>
-      <w:r>
-        <w:rPr>
-          <w:rFonts w:hint="eastAsia"/>
-        </w:rPr>
-        <w:t>──</w:t>
-      </w:r>
-      <w:proofErr w:type="gramEnd"/>
-      <w:r>
-        <w:rPr>
-          <w:rFonts w:hint="eastAsia"/>
-        </w:rPr>
-        <w:t>人人都有手機和電腦螢幕。</w:t>
+        <w:t>人們已不再擔心閱讀和閱覽的便利性──人人都有手機和電腦螢幕。</w:t>
       </w:r>
       <w:r>
         <w:rPr>
@@ -2041,29 +1522,13 @@
         <w:t>然而，受限於更新速度，尤其是想拿電子紙來閱讀的消費者時常抱怨電子紙螢幕的反應速度和彩色的顯色度。</w:t>
       </w:r>
       <w:r>
-        <w:t>因此如何提升電子紙螢幕的更新速度、提高</w:t>
-      </w:r>
-      <w:proofErr w:type="gramStart"/>
-      <w:r>
-        <w:t>彩色顯</w:t>
-      </w:r>
-      <w:proofErr w:type="gramEnd"/>
-      <w:r>
-        <w:t>色度，便成為相關產業與研究單位積極探索的重要課題。目前的技術發展趨勢包括透過改良電子墨水材料、優化驅動波形，以及搭配高效率的半色調技術來顯著改善顯示效果。例如，透過結合設備感知半色調（</w:t>
+        <w:t>因此如何提升電子紙螢幕的更新速度、提高彩色顯色度，便成為相關產業與研究單位積極探索的重要課題。目前的技術發展趨勢包括透過改良電子墨水材料、優化驅動波形，以及搭配高效率的半色調技術來顯著改善顯示效果。例如，透過結合設備感知半色調（</w:t>
       </w:r>
       <w:r>
         <w:t>device-aware halftoning</w:t>
       </w:r>
       <w:r>
-        <w:t>）演算法，可根據電子紙特性調整顯示方式，有效降低畫面刷新時產生的閃爍與殘影問題，進一步提高畫面的流暢度。</w:t>
-      </w:r>
-      <w:proofErr w:type="gramStart"/>
-      <w:r>
-        <w:t>此外，</w:t>
-      </w:r>
-      <w:proofErr w:type="gramEnd"/>
-      <w:r>
-        <w:t>採用更精緻的色彩管理模型與優化的色彩混合機制，也可顯著改善電子紙色域表現，使得色彩更加鮮豔、逼真且視覺舒適。隨著新技術的逐步落實，相信未來電子紙將能更廣泛應用於日常生活的各個領域，不僅滿足使用者健康閱讀的需求，也能滿足廠商管理便利、環保節能的考量。</w:t>
+        <w:t>）演算法，可根據電子紙特性調整顯示方式，有效降低畫面刷新時產生的閃爍與殘影問題，進一步提高畫面的流暢度。此外，採用更精緻的色彩管理模型與優化的色彩混合機制，也可顯著改善電子紙色域表現，使得色彩更加鮮豔、逼真且視覺舒適。隨著新技術的逐步落實，相信未來電子紙將能更廣泛應用於日常生活的各個領域，不僅滿足使用者健康閱讀的需求，也能滿足廠商管理便利、環保節能的考量。</w:t>
       </w:r>
     </w:p>
     <w:p>
@@ -2086,6 +1551,2959 @@
           <w:rFonts w:hint="eastAsia"/>
         </w:rPr>
         <w:t>實作部分</w:t>
+      </w:r>
+    </w:p>
+    <w:p>
+      <w:pPr>
+        <w:pStyle w:val="a0"/>
+        <w:numPr>
+          <w:ilvl w:val="0"/>
+          <w:numId w:val="5"/>
+        </w:numPr>
+      </w:pPr>
+      <w:r>
+        <w:t>灰階</w:t>
+      </w:r>
+    </w:p>
+    <w:p>
+      <w:pPr>
+        <w:pStyle w:val="a"/>
+        <w:numPr>
+          <w:ilvl w:val="0"/>
+          <w:numId w:val="6"/>
+        </w:numPr>
+        <w:ind w:leftChars="0" w:hanging="54"/>
+        <w:rPr>
+          <w:rFonts w:hint="eastAsia"/>
+        </w:rPr>
+      </w:pPr>
+      <w:r>
+        <w:rPr>
+          <w:rFonts w:hint="eastAsia"/>
+        </w:rPr>
+        <w:t>有序抖動法</w:t>
+      </w:r>
+    </w:p>
+    <w:p>
+      <w:pPr>
+        <w:jc w:val="center"/>
+        <w:rPr>
+          <w:noProof/>
+        </w:rPr>
+      </w:pPr>
+      <w:r>
+        <w:drawing>
+          <wp:inline distT="0" distB="0" distL="0" distR="0" wp14:anchorId="758DAC09" wp14:editId="0E112B87">
+            <wp:extent cx="3735238" cy="2106861"/>
+            <wp:effectExtent l="0" t="0" r="0" b="8255"/>
+            <wp:docPr id="2" name="圖片 2"/>
+            <wp:cNvGraphicFramePr>
+              <a:graphicFrameLocks xmlns:a="http://schemas.openxmlformats.org/drawingml/2006/main" noChangeAspect="1"/>
+            </wp:cNvGraphicFramePr>
+            <a:graphic xmlns:a="http://schemas.openxmlformats.org/drawingml/2006/main">
+              <a:graphicData uri="http://schemas.openxmlformats.org/drawingml/2006/picture">
+                <pic:pic xmlns:pic="http://schemas.openxmlformats.org/drawingml/2006/picture">
+                  <pic:nvPicPr>
+                    <pic:cNvPr id="1" name=""/>
+                    <pic:cNvPicPr/>
+                  </pic:nvPicPr>
+                  <pic:blipFill>
+                    <a:blip r:embed="rId16"/>
+                    <a:stretch>
+                      <a:fillRect/>
+                    </a:stretch>
+                  </pic:blipFill>
+                  <pic:spPr>
+                    <a:xfrm>
+                      <a:off x="0" y="0"/>
+                      <a:ext cx="3746446" cy="2113183"/>
+                    </a:xfrm>
+                    <a:prstGeom prst="rect">
+                      <a:avLst/>
+                    </a:prstGeom>
+                  </pic:spPr>
+                </pic:pic>
+              </a:graphicData>
+            </a:graphic>
+          </wp:inline>
+        </w:drawing>
+      </w:r>
+    </w:p>
+    <w:p>
+      <w:r>
+        <w:rPr>
+          <w:rFonts w:hint="eastAsia"/>
+        </w:rPr>
+        <w:t>說明：使用</w:t>
+      </w:r>
+      <w:r>
+        <w:rPr>
+          <w:rFonts w:hint="eastAsia"/>
+        </w:rPr>
+        <w:t>threshold matrix</w:t>
+      </w:r>
+      <w:r>
+        <w:rPr>
+          <w:rFonts w:hint="eastAsia"/>
+        </w:rPr>
+        <w:t>將同樣區域內的像素與原圖做比較，如果大於</w:t>
+      </w:r>
+      <w:r>
+        <w:rPr>
+          <w:rFonts w:hint="eastAsia"/>
+        </w:rPr>
+        <w:t>threshold</w:t>
+      </w:r>
+      <w:r>
+        <w:rPr>
+          <w:rFonts w:hint="eastAsia"/>
+        </w:rPr>
+        <w:t>就設為</w:t>
+      </w:r>
+      <w:r>
+        <w:rPr>
+          <w:rFonts w:hint="eastAsia"/>
+        </w:rPr>
+        <w:t>2</w:t>
+      </w:r>
+      <w:r>
+        <w:t>55</w:t>
+      </w:r>
+      <w:r>
+        <w:rPr>
+          <w:rFonts w:hint="eastAsia"/>
+        </w:rPr>
+        <w:t>，否則為</w:t>
+      </w:r>
+      <w:r>
+        <w:rPr>
+          <w:rFonts w:hint="eastAsia"/>
+        </w:rPr>
+        <w:t>0</w:t>
+      </w:r>
+      <w:r>
+        <w:rPr>
+          <w:rFonts w:hint="eastAsia"/>
+        </w:rPr>
+        <w:t>。使用四層迴圈，</w:t>
+      </w:r>
+      <w:r>
+        <w:rPr>
+          <w:rFonts w:hint="eastAsia"/>
+        </w:rPr>
+        <w:t>i, j</w:t>
+      </w:r>
+      <w:r>
+        <w:rPr>
+          <w:rFonts w:hint="eastAsia"/>
+        </w:rPr>
+        <w:t>為迭代圖片的每個</w:t>
+      </w:r>
+      <w:r>
+        <w:rPr>
+          <w:rFonts w:hint="eastAsia"/>
+        </w:rPr>
+        <w:t>pixel</w:t>
+      </w:r>
+      <w:r>
+        <w:rPr>
+          <w:rFonts w:hint="eastAsia"/>
+        </w:rPr>
+        <w:t>，每次遞增</w:t>
+      </w:r>
+      <w:r>
+        <w:rPr>
+          <w:rFonts w:hint="eastAsia"/>
+        </w:rPr>
+        <w:t>N (kernel</w:t>
+      </w:r>
+      <w:r>
+        <w:rPr>
+          <w:rFonts w:hint="eastAsia"/>
+        </w:rPr>
+        <w:t>的大小</w:t>
+      </w:r>
+      <w:r>
+        <w:rPr>
+          <w:rFonts w:hint="eastAsia"/>
+        </w:rPr>
+        <w:t>)</w:t>
+      </w:r>
+      <w:r>
+        <w:rPr>
+          <w:rFonts w:hint="eastAsia"/>
+        </w:rPr>
+        <w:t>；</w:t>
+      </w:r>
+      <w:r>
+        <w:rPr>
+          <w:rFonts w:hint="eastAsia"/>
+        </w:rPr>
+        <w:t xml:space="preserve">k, l </w:t>
+      </w:r>
+      <w:r>
+        <w:rPr>
+          <w:rFonts w:hint="eastAsia"/>
+        </w:rPr>
+        <w:t>為迭代每次比較的</w:t>
+      </w:r>
+      <w:r>
+        <w:rPr>
+          <w:rFonts w:hint="eastAsia"/>
+        </w:rPr>
+        <w:t xml:space="preserve">kernel </w:t>
+      </w:r>
+      <w:r>
+        <w:rPr>
+          <w:rFonts w:hint="eastAsia"/>
+        </w:rPr>
+        <w:t>區域。注意圖片的</w:t>
+      </w:r>
+      <w:r>
+        <w:rPr>
+          <w:rFonts w:hint="eastAsia"/>
+        </w:rPr>
+        <w:lastRenderedPageBreak/>
+        <w:t>格式要使用</w:t>
+      </w:r>
+      <w:r>
+        <w:rPr>
+          <w:rFonts w:hint="eastAsia"/>
+        </w:rPr>
+        <w:t xml:space="preserve">unsigned int </w:t>
+      </w:r>
+      <w:r>
+        <w:t>8</w:t>
+      </w:r>
+      <w:r>
+        <w:rPr>
+          <w:rFonts w:hint="eastAsia"/>
+        </w:rPr>
+        <w:t>bit</w:t>
+      </w:r>
+      <w:r>
+        <w:rPr>
+          <w:rFonts w:hint="eastAsia"/>
+        </w:rPr>
+        <w:t>。</w:t>
+      </w:r>
+    </w:p>
+    <w:p>
+      <w:pPr>
+        <w:jc w:val="center"/>
+        <w:rPr>
+          <w:noProof/>
+        </w:rPr>
+      </w:pPr>
+      <w:r>
+        <w:drawing>
+          <wp:inline distT="0" distB="0" distL="0" distR="0" wp14:anchorId="2FA2E341" wp14:editId="2B143F87">
+            <wp:extent cx="4201064" cy="1957394"/>
+            <wp:effectExtent l="0" t="0" r="0" b="5080"/>
+            <wp:docPr id="10" name="圖片 10"/>
+            <wp:cNvGraphicFramePr>
+              <a:graphicFrameLocks xmlns:a="http://schemas.openxmlformats.org/drawingml/2006/main" noChangeAspect="1"/>
+            </wp:cNvGraphicFramePr>
+            <a:graphic xmlns:a="http://schemas.openxmlformats.org/drawingml/2006/main">
+              <a:graphicData uri="http://schemas.openxmlformats.org/drawingml/2006/picture">
+                <pic:pic xmlns:pic="http://schemas.openxmlformats.org/drawingml/2006/picture">
+                  <pic:nvPicPr>
+                    <pic:cNvPr id="1" name=""/>
+                    <pic:cNvPicPr/>
+                  </pic:nvPicPr>
+                  <pic:blipFill>
+                    <a:blip r:embed="rId17"/>
+                    <a:stretch>
+                      <a:fillRect/>
+                    </a:stretch>
+                  </pic:blipFill>
+                  <pic:spPr>
+                    <a:xfrm>
+                      <a:off x="0" y="0"/>
+                      <a:ext cx="4205301" cy="1959368"/>
+                    </a:xfrm>
+                    <a:prstGeom prst="rect">
+                      <a:avLst/>
+                    </a:prstGeom>
+                  </pic:spPr>
+                </pic:pic>
+              </a:graphicData>
+            </a:graphic>
+          </wp:inline>
+        </w:drawing>
+      </w:r>
+    </w:p>
+    <w:p>
+      <w:r>
+        <w:rPr>
+          <w:rFonts w:hint="eastAsia"/>
+        </w:rPr>
+        <w:t>產生</w:t>
+      </w:r>
+      <w:r>
+        <w:rPr>
+          <w:rFonts w:hint="eastAsia"/>
+        </w:rPr>
+        <w:t xml:space="preserve">Bayer matrix </w:t>
+      </w:r>
+      <w:r>
+        <w:rPr>
+          <w:rFonts w:hint="eastAsia"/>
+        </w:rPr>
+        <w:t>的函式，會從</w:t>
+      </w:r>
+      <w:r>
+        <w:rPr>
+          <w:rFonts w:hint="eastAsia"/>
+        </w:rPr>
+        <w:t>2</w:t>
+      </w:r>
+      <w:r>
+        <w:t>*2</w:t>
+      </w:r>
+      <w:r>
+        <w:rPr>
+          <w:rFonts w:hint="eastAsia"/>
+        </w:rPr>
+        <w:t>矩陣</w:t>
+      </w:r>
+      <w:r>
+        <w:rPr>
+          <w:rFonts w:hint="eastAsia"/>
+        </w:rPr>
+        <w:t xml:space="preserve"> ([</w:t>
+      </w:r>
+      <w:r>
+        <w:t xml:space="preserve"> </w:t>
+      </w:r>
+      <w:r>
+        <w:rPr>
+          <w:rFonts w:hint="eastAsia"/>
+        </w:rPr>
+        <w:t>[</w:t>
+      </w:r>
+      <w:r>
+        <w:t>0, 2</w:t>
+      </w:r>
+      <w:r>
+        <w:rPr>
+          <w:rFonts w:hint="eastAsia"/>
+        </w:rPr>
+        <w:t>],</w:t>
+      </w:r>
+      <w:r>
+        <w:t xml:space="preserve"> </w:t>
+      </w:r>
+      <w:r>
+        <w:rPr>
+          <w:rFonts w:hint="eastAsia"/>
+        </w:rPr>
+        <w:t>[</w:t>
+      </w:r>
+      <w:r>
+        <w:t>3, 1</w:t>
+      </w:r>
+      <w:r>
+        <w:rPr>
+          <w:rFonts w:hint="eastAsia"/>
+        </w:rPr>
+        <w:t>]</w:t>
+      </w:r>
+      <w:r>
+        <w:t xml:space="preserve"> </w:t>
+      </w:r>
+      <w:r>
+        <w:rPr>
+          <w:rFonts w:hint="eastAsia"/>
+        </w:rPr>
+        <w:t xml:space="preserve">] ) </w:t>
+      </w:r>
+      <w:r>
+        <w:rPr>
+          <w:rFonts w:hint="eastAsia"/>
+        </w:rPr>
+        <w:t>擃展到</w:t>
+      </w:r>
+      <w:r>
+        <w:rPr>
+          <w:rFonts w:hint="eastAsia"/>
+        </w:rPr>
+        <w:t xml:space="preserve"> 2^</w:t>
+      </w:r>
+      <w:r>
+        <w:t xml:space="preserve">n *2^n </w:t>
+      </w:r>
+      <w:r>
+        <w:rPr>
+          <w:rFonts w:hint="eastAsia"/>
+        </w:rPr>
+        <w:t>大小的矩陣。</w:t>
+      </w:r>
+    </w:p>
+    <w:p>
+      <w:pPr>
+        <w:jc w:val="center"/>
+        <w:rPr>
+          <w:noProof/>
+        </w:rPr>
+      </w:pPr>
+      <w:r>
+        <w:rPr>
+          <w:noProof/>
+        </w:rPr>
+        <w:drawing>
+          <wp:inline distT="0" distB="0" distL="0" distR="0" wp14:anchorId="68BA4688" wp14:editId="5D6CA095">
+            <wp:extent cx="4183812" cy="1273882"/>
+            <wp:effectExtent l="0" t="0" r="7620" b="2540"/>
+            <wp:docPr id="13" name="圖片 13"/>
+            <wp:cNvGraphicFramePr>
+              <a:graphicFrameLocks xmlns:a="http://schemas.openxmlformats.org/drawingml/2006/main" noChangeAspect="1"/>
+            </wp:cNvGraphicFramePr>
+            <a:graphic xmlns:a="http://schemas.openxmlformats.org/drawingml/2006/main">
+              <a:graphicData uri="http://schemas.openxmlformats.org/drawingml/2006/picture">
+                <pic:pic xmlns:pic="http://schemas.openxmlformats.org/drawingml/2006/picture">
+                  <pic:nvPicPr>
+                    <pic:cNvPr id="1" name=""/>
+                    <pic:cNvPicPr/>
+                  </pic:nvPicPr>
+                  <pic:blipFill>
+                    <a:blip r:embed="rId18"/>
+                    <a:stretch>
+                      <a:fillRect/>
+                    </a:stretch>
+                  </pic:blipFill>
+                  <pic:spPr>
+                    <a:xfrm>
+                      <a:off x="0" y="0"/>
+                      <a:ext cx="4183812" cy="1273882"/>
+                    </a:xfrm>
+                    <a:prstGeom prst="rect">
+                      <a:avLst/>
+                    </a:prstGeom>
+                  </pic:spPr>
+                </pic:pic>
+              </a:graphicData>
+            </a:graphic>
+          </wp:inline>
+        </w:drawing>
+      </w:r>
+    </w:p>
+    <w:p>
+      <w:r>
+        <w:rPr>
+          <w:rFonts w:hint="eastAsia"/>
+        </w:rPr>
+        <w:t>在來使用</w:t>
+      </w:r>
+      <w:r>
+        <w:rPr>
+          <w:rFonts w:hint="eastAsia"/>
+        </w:rPr>
+        <w:t>Ba</w:t>
+      </w:r>
+      <w:r>
+        <w:t xml:space="preserve">yer matrix </w:t>
+      </w:r>
+      <w:r>
+        <w:rPr>
+          <w:rFonts w:hint="eastAsia"/>
+        </w:rPr>
+        <w:t>來產生</w:t>
+      </w:r>
+      <w:r>
+        <w:rPr>
+          <w:rFonts w:hint="eastAsia"/>
+        </w:rPr>
+        <w:t xml:space="preserve">threshold matrix </w:t>
+      </w:r>
+      <w:r>
+        <w:rPr>
+          <w:rFonts w:hint="eastAsia"/>
+        </w:rPr>
+        <w:t>的函式，按造公式設定</w:t>
+      </w:r>
+      <w:r>
+        <w:rPr>
+          <w:rFonts w:hint="eastAsia"/>
+        </w:rPr>
+        <w:t>threshold</w:t>
+      </w:r>
+      <w:r>
+        <w:rPr>
+          <w:rFonts w:hint="eastAsia"/>
+        </w:rPr>
+        <w:t>。之後就能用</w:t>
+      </w:r>
+      <w:r>
+        <w:t>Ordered Dithering</w:t>
+      </w:r>
+      <w:r>
+        <w:rPr>
+          <w:rFonts w:hint="eastAsia"/>
+        </w:rPr>
+        <w:t xml:space="preserve"> </w:t>
+      </w:r>
+      <w:r>
+        <w:rPr>
+          <w:rFonts w:hint="eastAsia"/>
+        </w:rPr>
+        <w:t>演算法產生</w:t>
+      </w:r>
+      <w:r>
+        <w:rPr>
+          <w:rFonts w:hint="eastAsia"/>
+        </w:rPr>
+        <w:t>h</w:t>
+      </w:r>
+      <w:r>
+        <w:t xml:space="preserve">alftoning </w:t>
+      </w:r>
+      <w:r>
+        <w:rPr>
+          <w:rFonts w:hint="eastAsia"/>
+        </w:rPr>
+        <w:t>圖片。</w:t>
+      </w:r>
+    </w:p>
+    <w:p>
+      <w:pPr>
+        <w:rPr>
+          <w:rFonts w:hint="eastAsia"/>
+        </w:rPr>
+      </w:pPr>
+      <w:r>
+        <w:rPr>
+          <w:rFonts w:hint="eastAsia"/>
+        </w:rPr>
+        <w:t>測量</w:t>
+      </w:r>
+      <w:r>
+        <w:t>PSNR vs. Bayer Matrix Size (N)</w:t>
+      </w:r>
+      <w:r>
+        <w:rPr>
+          <w:rFonts w:hint="eastAsia"/>
+        </w:rPr>
+        <w:t>：</w:t>
+      </w:r>
+    </w:p>
+    <w:tbl>
+      <w:tblPr>
+        <w:tblStyle w:val="af0"/>
+        <w:tblW w:w="0" w:type="auto"/>
+        <w:jc w:val="center"/>
+        <w:tblLook w:val="04A0" w:firstRow="1" w:lastRow="0" w:firstColumn="1" w:lastColumn="0" w:noHBand="0" w:noVBand="1"/>
+      </w:tblPr>
+      <w:tblGrid>
+        <w:gridCol w:w="1698"/>
+        <w:gridCol w:w="1547"/>
+        <w:gridCol w:w="1195"/>
+      </w:tblGrid>
+      <w:tr>
+        <w:trPr>
+          <w:jc w:val="center"/>
+        </w:trPr>
+        <w:tc>
+          <w:tcPr>
+            <w:tcW w:w="0" w:type="auto"/>
+            <w:vAlign w:val="center"/>
+            <w:hideMark/>
+          </w:tcPr>
+          <w:p>
+            <w:pPr>
+              <w:widowControl/>
+              <w:jc w:val="center"/>
+              <w:rPr>
+                <w:rFonts w:ascii="新細明體" w:eastAsia="新細明體" w:hAnsi="新細明體" w:cs="新細明體" w:hint="eastAsia"/>
+                <w:b/>
+                <w:bCs/>
+                <w:kern w:val="0"/>
+                <w14:ligatures w14:val="none"/>
+              </w:rPr>
+            </w:pPr>
+            <w:r>
+              <w:rPr>
+                <w:rFonts w:ascii="新細明體" w:eastAsia="新細明體" w:hAnsi="新細明體" w:cs="新細明體"/>
+                <w:b/>
+                <w:bCs/>
+                <w:kern w:val="0"/>
+                <w14:ligatures w14:val="none"/>
+              </w:rPr>
+              <w:t xml:space="preserve">N </w:t>
+            </w:r>
+            <w:r>
+              <w:rPr>
+                <w:rFonts w:ascii="新細明體" w:eastAsia="新細明體" w:hAnsi="新細明體" w:cs="新細明體" w:hint="eastAsia"/>
+                <w:b/>
+                <w:bCs/>
+                <w:kern w:val="0"/>
+                <w14:ligatures w14:val="none"/>
+              </w:rPr>
+              <w:t>(kernel大小)</w:t>
+            </w:r>
+          </w:p>
+        </w:tc>
+        <w:tc>
+          <w:tcPr>
+            <w:tcW w:w="0" w:type="auto"/>
+            <w:vAlign w:val="center"/>
+            <w:hideMark/>
+          </w:tcPr>
+          <w:p>
+            <w:pPr>
+              <w:widowControl/>
+              <w:jc w:val="center"/>
+              <w:rPr>
+                <w:rFonts w:ascii="新細明體" w:eastAsia="新細明體" w:hAnsi="新細明體" w:cs="新細明體"/>
+                <w:b/>
+                <w:bCs/>
+                <w:kern w:val="0"/>
+                <w14:ligatures w14:val="none"/>
+              </w:rPr>
+            </w:pPr>
+            <w:r>
+              <w:rPr>
+                <w:rFonts w:ascii="新細明體" w:eastAsia="新細明體" w:hAnsi="新細明體" w:cs="新細明體"/>
+                <w:b/>
+                <w:bCs/>
+                <w:kern w:val="0"/>
+                <w14:ligatures w14:val="none"/>
+              </w:rPr>
+              <w:t>Baboon PSNR</w:t>
+            </w:r>
+          </w:p>
+        </w:tc>
+        <w:tc>
+          <w:tcPr>
+            <w:tcW w:w="0" w:type="auto"/>
+            <w:vAlign w:val="center"/>
+            <w:hideMark/>
+          </w:tcPr>
+          <w:p>
+            <w:pPr>
+              <w:widowControl/>
+              <w:jc w:val="center"/>
+              <w:rPr>
+                <w:rFonts w:ascii="新細明體" w:eastAsia="新細明體" w:hAnsi="新細明體" w:cs="新細明體"/>
+                <w:b/>
+                <w:bCs/>
+                <w:kern w:val="0"/>
+                <w14:ligatures w14:val="none"/>
+              </w:rPr>
+            </w:pPr>
+            <w:r>
+              <w:rPr>
+                <w:rFonts w:ascii="新細明體" w:eastAsia="新細明體" w:hAnsi="新細明體" w:cs="新細明體"/>
+                <w:b/>
+                <w:bCs/>
+                <w:kern w:val="0"/>
+                <w14:ligatures w14:val="none"/>
+              </w:rPr>
+              <w:t>F16 PSNR</w:t>
+            </w:r>
+          </w:p>
+        </w:tc>
+      </w:tr>
+      <w:tr>
+        <w:trPr>
+          <w:jc w:val="center"/>
+        </w:trPr>
+        <w:tc>
+          <w:tcPr>
+            <w:tcW w:w="0" w:type="auto"/>
+            <w:vAlign w:val="center"/>
+            <w:hideMark/>
+          </w:tcPr>
+          <w:p>
+            <w:pPr>
+              <w:widowControl/>
+              <w:jc w:val="center"/>
+              <w:rPr>
+                <w:rFonts w:ascii="新細明體" w:eastAsia="新細明體" w:hAnsi="新細明體" w:cs="新細明體"/>
+                <w:kern w:val="0"/>
+                <w14:ligatures w14:val="none"/>
+              </w:rPr>
+            </w:pPr>
+            <w:r>
+              <w:rPr>
+                <w:rFonts w:ascii="新細明體" w:eastAsia="新細明體" w:hAnsi="新細明體" w:cs="新細明體"/>
+                <w:kern w:val="0"/>
+                <w14:ligatures w14:val="none"/>
+              </w:rPr>
+              <w:t>2</w:t>
+            </w:r>
+          </w:p>
+        </w:tc>
+        <w:tc>
+          <w:tcPr>
+            <w:tcW w:w="0" w:type="auto"/>
+            <w:vAlign w:val="center"/>
+            <w:hideMark/>
+          </w:tcPr>
+          <w:p>
+            <w:pPr>
+              <w:widowControl/>
+              <w:jc w:val="center"/>
+              <w:rPr>
+                <w:rFonts w:ascii="新細明體" w:eastAsia="新細明體" w:hAnsi="新細明體" w:cs="新細明體"/>
+                <w:kern w:val="0"/>
+                <w14:ligatures w14:val="none"/>
+              </w:rPr>
+            </w:pPr>
+            <w:r>
+              <w:rPr>
+                <w:rFonts w:ascii="新細明體" w:eastAsia="新細明體" w:hAnsi="新細明體" w:cs="新細明體"/>
+                <w:kern w:val="0"/>
+                <w14:ligatures w14:val="none"/>
+              </w:rPr>
+              <w:t>28.0748</w:t>
+            </w:r>
+          </w:p>
+        </w:tc>
+        <w:tc>
+          <w:tcPr>
+            <w:tcW w:w="0" w:type="auto"/>
+            <w:vAlign w:val="center"/>
+            <w:hideMark/>
+          </w:tcPr>
+          <w:p>
+            <w:pPr>
+              <w:widowControl/>
+              <w:jc w:val="center"/>
+              <w:rPr>
+                <w:rFonts w:ascii="新細明體" w:eastAsia="新細明體" w:hAnsi="新細明體" w:cs="新細明體"/>
+                <w:kern w:val="0"/>
+                <w14:ligatures w14:val="none"/>
+              </w:rPr>
+            </w:pPr>
+            <w:r>
+              <w:rPr>
+                <w:rFonts w:ascii="新細明體" w:eastAsia="新細明體" w:hAnsi="新細明體" w:cs="新細明體"/>
+                <w:kern w:val="0"/>
+                <w14:ligatures w14:val="none"/>
+              </w:rPr>
+              <w:t>27.4511</w:t>
+            </w:r>
+          </w:p>
+        </w:tc>
+      </w:tr>
+      <w:tr>
+        <w:trPr>
+          <w:jc w:val="center"/>
+        </w:trPr>
+        <w:tc>
+          <w:tcPr>
+            <w:tcW w:w="0" w:type="auto"/>
+            <w:vAlign w:val="center"/>
+            <w:hideMark/>
+          </w:tcPr>
+          <w:p>
+            <w:pPr>
+              <w:widowControl/>
+              <w:jc w:val="center"/>
+              <w:rPr>
+                <w:rFonts w:ascii="新細明體" w:eastAsia="新細明體" w:hAnsi="新細明體" w:cs="新細明體"/>
+                <w:kern w:val="0"/>
+                <w14:ligatures w14:val="none"/>
+              </w:rPr>
+            </w:pPr>
+            <w:r>
+              <w:rPr>
+                <w:rFonts w:ascii="新細明體" w:eastAsia="新細明體" w:hAnsi="新細明體" w:cs="新細明體"/>
+                <w:kern w:val="0"/>
+                <w14:ligatures w14:val="none"/>
+              </w:rPr>
+              <w:t>4</w:t>
+            </w:r>
+          </w:p>
+        </w:tc>
+        <w:tc>
+          <w:tcPr>
+            <w:tcW w:w="0" w:type="auto"/>
+            <w:vAlign w:val="center"/>
+            <w:hideMark/>
+          </w:tcPr>
+          <w:p>
+            <w:pPr>
+              <w:widowControl/>
+              <w:jc w:val="center"/>
+              <w:rPr>
+                <w:rFonts w:ascii="新細明體" w:eastAsia="新細明體" w:hAnsi="新細明體" w:cs="新細明體"/>
+                <w:kern w:val="0"/>
+                <w14:ligatures w14:val="none"/>
+              </w:rPr>
+            </w:pPr>
+            <w:r>
+              <w:rPr>
+                <w:rFonts w:ascii="新細明體" w:eastAsia="新細明體" w:hAnsi="新細明體" w:cs="新細明體"/>
+                <w:kern w:val="0"/>
+                <w14:ligatures w14:val="none"/>
+              </w:rPr>
+              <w:t>28.0838</w:t>
+            </w:r>
+          </w:p>
+        </w:tc>
+        <w:tc>
+          <w:tcPr>
+            <w:tcW w:w="0" w:type="auto"/>
+            <w:vAlign w:val="center"/>
+            <w:hideMark/>
+          </w:tcPr>
+          <w:p>
+            <w:pPr>
+              <w:widowControl/>
+              <w:jc w:val="center"/>
+              <w:rPr>
+                <w:rFonts w:ascii="新細明體" w:eastAsia="新細明體" w:hAnsi="新細明體" w:cs="新細明體"/>
+                <w:kern w:val="0"/>
+                <w14:ligatures w14:val="none"/>
+              </w:rPr>
+            </w:pPr>
+            <w:r>
+              <w:rPr>
+                <w:rFonts w:ascii="新細明體" w:eastAsia="新細明體" w:hAnsi="新細明體" w:cs="新細明體"/>
+                <w:kern w:val="0"/>
+                <w14:ligatures w14:val="none"/>
+              </w:rPr>
+              <w:t>27.4563</w:t>
+            </w:r>
+          </w:p>
+        </w:tc>
+      </w:tr>
+      <w:tr>
+        <w:trPr>
+          <w:jc w:val="center"/>
+        </w:trPr>
+        <w:tc>
+          <w:tcPr>
+            <w:tcW w:w="0" w:type="auto"/>
+            <w:vAlign w:val="center"/>
+            <w:hideMark/>
+          </w:tcPr>
+          <w:p>
+            <w:pPr>
+              <w:widowControl/>
+              <w:jc w:val="center"/>
+              <w:rPr>
+                <w:rFonts w:ascii="新細明體" w:eastAsia="新細明體" w:hAnsi="新細明體" w:cs="新細明體"/>
+                <w:kern w:val="0"/>
+                <w14:ligatures w14:val="none"/>
+              </w:rPr>
+            </w:pPr>
+            <w:r>
+              <w:rPr>
+                <w:rFonts w:ascii="新細明體" w:eastAsia="新細明體" w:hAnsi="新細明體" w:cs="新細明體"/>
+                <w:kern w:val="0"/>
+                <w14:ligatures w14:val="none"/>
+              </w:rPr>
+              <w:t>6</w:t>
+            </w:r>
+          </w:p>
+        </w:tc>
+        <w:tc>
+          <w:tcPr>
+            <w:tcW w:w="0" w:type="auto"/>
+            <w:vAlign w:val="center"/>
+            <w:hideMark/>
+          </w:tcPr>
+          <w:p>
+            <w:pPr>
+              <w:widowControl/>
+              <w:jc w:val="center"/>
+              <w:rPr>
+                <w:rFonts w:ascii="新細明體" w:eastAsia="新細明體" w:hAnsi="新細明體" w:cs="新細明體"/>
+                <w:kern w:val="0"/>
+                <w14:ligatures w14:val="none"/>
+              </w:rPr>
+            </w:pPr>
+            <w:r>
+              <w:rPr>
+                <w:rFonts w:ascii="新細明體" w:eastAsia="新細明體" w:hAnsi="新細明體" w:cs="新細明體"/>
+                <w:kern w:val="0"/>
+                <w14:ligatures w14:val="none"/>
+              </w:rPr>
+              <w:t>28.0832</w:t>
+            </w:r>
+          </w:p>
+        </w:tc>
+        <w:tc>
+          <w:tcPr>
+            <w:tcW w:w="0" w:type="auto"/>
+            <w:vAlign w:val="center"/>
+            <w:hideMark/>
+          </w:tcPr>
+          <w:p>
+            <w:pPr>
+              <w:widowControl/>
+              <w:jc w:val="center"/>
+              <w:rPr>
+                <w:rFonts w:ascii="新細明體" w:eastAsia="新細明體" w:hAnsi="新細明體" w:cs="新細明體"/>
+                <w:kern w:val="0"/>
+                <w14:ligatures w14:val="none"/>
+              </w:rPr>
+            </w:pPr>
+            <w:r>
+              <w:rPr>
+                <w:rFonts w:ascii="新細明體" w:eastAsia="新細明體" w:hAnsi="新細明體" w:cs="新細明體"/>
+                <w:kern w:val="0"/>
+                <w14:ligatures w14:val="none"/>
+              </w:rPr>
+              <w:t>27.4567</w:t>
+            </w:r>
+          </w:p>
+        </w:tc>
+      </w:tr>
+      <w:tr>
+        <w:trPr>
+          <w:jc w:val="center"/>
+        </w:trPr>
+        <w:tc>
+          <w:tcPr>
+            <w:tcW w:w="0" w:type="auto"/>
+            <w:vAlign w:val="center"/>
+            <w:hideMark/>
+          </w:tcPr>
+          <w:p>
+            <w:pPr>
+              <w:widowControl/>
+              <w:jc w:val="center"/>
+              <w:rPr>
+                <w:rFonts w:ascii="新細明體" w:eastAsia="新細明體" w:hAnsi="新細明體" w:cs="新細明體"/>
+                <w:kern w:val="0"/>
+                <w14:ligatures w14:val="none"/>
+              </w:rPr>
+            </w:pPr>
+            <w:r>
+              <w:rPr>
+                <w:rFonts w:ascii="新細明體" w:eastAsia="新細明體" w:hAnsi="新細明體" w:cs="新細明體"/>
+                <w:kern w:val="0"/>
+                <w14:ligatures w14:val="none"/>
+              </w:rPr>
+              <w:t>7</w:t>
+            </w:r>
+          </w:p>
+        </w:tc>
+        <w:tc>
+          <w:tcPr>
+            <w:tcW w:w="0" w:type="auto"/>
+            <w:vAlign w:val="center"/>
+            <w:hideMark/>
+          </w:tcPr>
+          <w:p>
+            <w:pPr>
+              <w:widowControl/>
+              <w:jc w:val="center"/>
+              <w:rPr>
+                <w:rFonts w:ascii="新細明體" w:eastAsia="新細明體" w:hAnsi="新細明體" w:cs="新細明體"/>
+                <w:kern w:val="0"/>
+                <w14:ligatures w14:val="none"/>
+              </w:rPr>
+            </w:pPr>
+            <w:r>
+              <w:rPr>
+                <w:rFonts w:ascii="新細明體" w:eastAsia="新細明體" w:hAnsi="新細明體" w:cs="新細明體"/>
+                <w:kern w:val="0"/>
+                <w14:ligatures w14:val="none"/>
+              </w:rPr>
+              <w:t>28.0833</w:t>
+            </w:r>
+          </w:p>
+        </w:tc>
+        <w:tc>
+          <w:tcPr>
+            <w:tcW w:w="0" w:type="auto"/>
+            <w:vAlign w:val="center"/>
+            <w:hideMark/>
+          </w:tcPr>
+          <w:p>
+            <w:pPr>
+              <w:widowControl/>
+              <w:jc w:val="center"/>
+              <w:rPr>
+                <w:rFonts w:ascii="新細明體" w:eastAsia="新細明體" w:hAnsi="新細明體" w:cs="新細明體"/>
+                <w:kern w:val="0"/>
+                <w14:ligatures w14:val="none"/>
+              </w:rPr>
+            </w:pPr>
+            <w:r>
+              <w:rPr>
+                <w:rFonts w:ascii="新細明體" w:eastAsia="新細明體" w:hAnsi="新細明體" w:cs="新細明體"/>
+                <w:kern w:val="0"/>
+                <w14:ligatures w14:val="none"/>
+              </w:rPr>
+              <w:t>27.4567</w:t>
+            </w:r>
+          </w:p>
+        </w:tc>
+      </w:tr>
+    </w:tbl>
+    <w:p>
+      <w:r>
+        <w:t xml:space="preserve">PSNR </w:t>
+      </w:r>
+      <w:r>
+        <w:rPr>
+          <w:rFonts w:hint="eastAsia"/>
+        </w:rPr>
+        <w:t>整體變化幅度極小，顯示</w:t>
+      </w:r>
+      <w:r>
+        <w:t xml:space="preserve"> Bayer matrix </w:t>
+      </w:r>
+      <w:r>
+        <w:rPr>
+          <w:rFonts w:hint="eastAsia"/>
+        </w:rPr>
+        <w:t>的</w:t>
+      </w:r>
+      <w:r>
+        <w:t xml:space="preserve"> N </w:t>
+      </w:r>
+      <w:r>
+        <w:rPr>
+          <w:rFonts w:hint="eastAsia"/>
+        </w:rPr>
+        <w:t>值對有序抖動的</w:t>
+      </w:r>
+      <w:r>
+        <w:t xml:space="preserve"> PSNR </w:t>
+      </w:r>
+      <w:r>
+        <w:rPr>
+          <w:rFonts w:hint="eastAsia"/>
+        </w:rPr>
+        <w:t>敏感度低，尤其是</w:t>
+      </w:r>
+      <w:r>
+        <w:t xml:space="preserve"> N ≥ 4 </w:t>
+      </w:r>
+      <w:r>
+        <w:rPr>
+          <w:rFonts w:hint="eastAsia"/>
+        </w:rPr>
+        <w:t>時幾乎趨於穩定。</w:t>
+      </w:r>
+    </w:p>
+    <w:p>
+      <w:pPr>
+        <w:rPr>
+          <w:rFonts w:hint="eastAsia"/>
+        </w:rPr>
+      </w:pPr>
+      <w:r>
+        <w:rPr>
+          <w:noProof/>
+        </w:rPr>
+        <w:lastRenderedPageBreak/>
+        <w:drawing>
+          <wp:inline distT="0" distB="0" distL="0" distR="0" wp14:anchorId="0D66A791" wp14:editId="60F11C63">
+            <wp:extent cx="2343150" cy="2343150"/>
+            <wp:effectExtent l="0" t="0" r="0" b="0"/>
+            <wp:docPr id="16" name="圖片 16"/>
+            <wp:cNvGraphicFramePr>
+              <a:graphicFrameLocks xmlns:a="http://schemas.openxmlformats.org/drawingml/2006/main" noChangeAspect="1"/>
+            </wp:cNvGraphicFramePr>
+            <a:graphic xmlns:a="http://schemas.openxmlformats.org/drawingml/2006/main">
+              <a:graphicData uri="http://schemas.openxmlformats.org/drawingml/2006/picture">
+                <pic:pic xmlns:pic="http://schemas.openxmlformats.org/drawingml/2006/picture">
+                  <pic:nvPicPr>
+                    <pic:cNvPr id="0" name="Picture 3"/>
+                    <pic:cNvPicPr>
+                      <a:picLocks noChangeAspect="1" noChangeArrowheads="1"/>
+                    </pic:cNvPicPr>
+                  </pic:nvPicPr>
+                  <pic:blipFill>
+                    <a:blip r:embed="rId19">
+                      <a:extLst>
+                        <a:ext uri="{28A0092B-C50C-407E-A947-70E740481C1C}">
+                          <a14:useLocalDpi xmlns:a14="http://schemas.microsoft.com/office/drawing/2010/main" val="0"/>
+                        </a:ext>
+                      </a:extLst>
+                    </a:blip>
+                    <a:srcRect/>
+                    <a:stretch>
+                      <a:fillRect/>
+                    </a:stretch>
+                  </pic:blipFill>
+                  <pic:spPr bwMode="auto">
+                    <a:xfrm>
+                      <a:off x="0" y="0"/>
+                      <a:ext cx="2343150" cy="2343150"/>
+                    </a:xfrm>
+                    <a:prstGeom prst="rect">
+                      <a:avLst/>
+                    </a:prstGeom>
+                    <a:noFill/>
+                    <a:ln>
+                      <a:noFill/>
+                    </a:ln>
+                  </pic:spPr>
+                </pic:pic>
+              </a:graphicData>
+            </a:graphic>
+          </wp:inline>
+        </w:drawing>
+      </w:r>
+      <w:r>
+        <w:rPr>
+          <w:rFonts w:hint="eastAsia"/>
+        </w:rPr>
+        <w:t xml:space="preserve"> </w:t>
+      </w:r>
+      <w:r>
+        <w:rPr>
+          <w:noProof/>
+        </w:rPr>
+        <w:drawing>
+          <wp:inline distT="0" distB="0" distL="0" distR="0" wp14:anchorId="370A6646" wp14:editId="084BF7D7">
+            <wp:extent cx="2333625" cy="2325185"/>
+            <wp:effectExtent l="0" t="0" r="0" b="0"/>
+            <wp:docPr id="17" name="圖片 17"/>
+            <wp:cNvGraphicFramePr>
+              <a:graphicFrameLocks xmlns:a="http://schemas.openxmlformats.org/drawingml/2006/main" noChangeAspect="1"/>
+            </wp:cNvGraphicFramePr>
+            <a:graphic xmlns:a="http://schemas.openxmlformats.org/drawingml/2006/main">
+              <a:graphicData uri="http://schemas.openxmlformats.org/drawingml/2006/picture">
+                <pic:pic xmlns:pic="http://schemas.openxmlformats.org/drawingml/2006/picture">
+                  <pic:nvPicPr>
+                    <pic:cNvPr id="0" name="Picture 4"/>
+                    <pic:cNvPicPr>
+                      <a:picLocks noChangeAspect="1" noChangeArrowheads="1"/>
+                    </pic:cNvPicPr>
+                  </pic:nvPicPr>
+                  <pic:blipFill>
+                    <a:blip r:embed="rId20" cstate="print">
+                      <a:extLst>
+                        <a:ext uri="{28A0092B-C50C-407E-A947-70E740481C1C}">
+                          <a14:useLocalDpi xmlns:a14="http://schemas.microsoft.com/office/drawing/2010/main" val="0"/>
+                        </a:ext>
+                      </a:extLst>
+                    </a:blip>
+                    <a:srcRect/>
+                    <a:stretch>
+                      <a:fillRect/>
+                    </a:stretch>
+                  </pic:blipFill>
+                  <pic:spPr bwMode="auto">
+                    <a:xfrm>
+                      <a:off x="0" y="0"/>
+                      <a:ext cx="2352837" cy="2344328"/>
+                    </a:xfrm>
+                    <a:prstGeom prst="rect">
+                      <a:avLst/>
+                    </a:prstGeom>
+                    <a:noFill/>
+                    <a:ln>
+                      <a:noFill/>
+                    </a:ln>
+                  </pic:spPr>
+                </pic:pic>
+              </a:graphicData>
+            </a:graphic>
+          </wp:inline>
+        </w:drawing>
+      </w:r>
+    </w:p>
+    <w:p>
+      <w:pPr>
+        <w:pStyle w:val="a"/>
+        <w:ind w:leftChars="119" w:left="481" w:hangingChars="72" w:hanging="195"/>
+        <w:rPr>
+          <w:rFonts w:hint="eastAsia"/>
+          <w:noProof/>
+        </w:rPr>
+      </w:pPr>
+      <w:r>
+        <w:rPr>
+          <w:rFonts w:hint="eastAsia"/>
+          <w:noProof/>
+        </w:rPr>
+        <w:t>錯誤擴散法</w:t>
+      </w:r>
+    </w:p>
+    <w:p>
+      <w:pPr>
+        <w:rPr>
+          <w:rFonts w:hint="eastAsia"/>
+        </w:rPr>
+      </w:pPr>
+      <w:r>
+        <w:rPr>
+          <w:rFonts w:hint="eastAsia"/>
+        </w:rPr>
+        <w:t>上圖</w:t>
+      </w:r>
+      <w:r>
+        <w:rPr>
+          <w:rFonts w:hint="eastAsia"/>
+        </w:rPr>
+        <w:t>: N=3</w:t>
+      </w:r>
+      <w:r>
+        <w:rPr>
+          <w:rFonts w:hint="eastAsia"/>
+        </w:rPr>
+        <w:t>的</w:t>
+      </w:r>
+      <w:r>
+        <w:rPr>
+          <w:rFonts w:hint="eastAsia"/>
+        </w:rPr>
+        <w:t>error matrix</w:t>
+      </w:r>
+      <w:r>
+        <w:rPr>
+          <w:rFonts w:hint="eastAsia"/>
+        </w:rPr>
+        <w:t>。下圖</w:t>
+      </w:r>
+      <w:r>
+        <w:rPr>
+          <w:rFonts w:hint="eastAsia"/>
+        </w:rPr>
+        <w:t>N=5</w:t>
+      </w:r>
+      <w:r>
+        <w:rPr>
+          <w:rFonts w:hint="eastAsia"/>
+        </w:rPr>
+        <w:t>的</w:t>
+      </w:r>
+      <w:r>
+        <w:rPr>
+          <w:rFonts w:hint="eastAsia"/>
+        </w:rPr>
+        <w:t>error matrix</w:t>
+      </w:r>
+    </w:p>
+    <w:p>
+      <w:pPr>
+        <w:rPr>
+          <w:rFonts w:hint="eastAsia"/>
+        </w:rPr>
+      </w:pPr>
+      <w:r>
+        <w:rPr>
+          <w:rFonts w:hint="eastAsia"/>
+        </w:rPr>
+        <w:t>說明：使用</w:t>
+      </w:r>
+      <w:r>
+        <w:rPr>
+          <w:rFonts w:hint="eastAsia"/>
+        </w:rPr>
+        <w:t xml:space="preserve">Error Kernel </w:t>
+      </w:r>
+      <w:r>
+        <w:rPr>
+          <w:rFonts w:hint="eastAsia"/>
+        </w:rPr>
+        <w:t>。設定</w:t>
+      </w:r>
+      <w:r>
+        <w:rPr>
+          <w:rFonts w:hint="eastAsia"/>
+        </w:rPr>
+        <w:t>threshold</w:t>
+      </w:r>
+      <w:r>
+        <w:rPr>
+          <w:rFonts w:hint="eastAsia"/>
+        </w:rPr>
+        <w:t>為</w:t>
+      </w:r>
+      <w:r>
+        <w:rPr>
+          <w:rFonts w:hint="eastAsia"/>
+        </w:rPr>
+        <w:t>128</w:t>
+      </w:r>
+      <w:r>
+        <w:rPr>
+          <w:rFonts w:hint="eastAsia"/>
+        </w:rPr>
+        <w:t>，對於新的值：大於</w:t>
+      </w:r>
+      <w:r>
+        <w:rPr>
+          <w:rFonts w:hint="eastAsia"/>
+        </w:rPr>
+        <w:t>128</w:t>
+      </w:r>
+      <w:r>
+        <w:rPr>
+          <w:rFonts w:hint="eastAsia"/>
+        </w:rPr>
+        <w:t>會視為</w:t>
+      </w:r>
+      <w:r>
+        <w:rPr>
+          <w:rFonts w:hint="eastAsia"/>
+        </w:rPr>
+        <w:t>255</w:t>
+      </w:r>
+      <w:r>
+        <w:rPr>
+          <w:rFonts w:hint="eastAsia"/>
+        </w:rPr>
+        <w:t>，小於則視為</w:t>
+      </w:r>
+      <w:r>
+        <w:rPr>
+          <w:rFonts w:hint="eastAsia"/>
+        </w:rPr>
+        <w:t>0</w:t>
+      </w:r>
+      <w:r>
+        <w:rPr>
+          <w:rFonts w:hint="eastAsia"/>
+        </w:rPr>
+        <w:t>。然後用原本像素值去減掉新的值，乘上</w:t>
+      </w:r>
+      <w:r>
+        <w:rPr>
+          <w:rFonts w:hint="eastAsia"/>
+        </w:rPr>
+        <w:t xml:space="preserve">error matrix </w:t>
+      </w:r>
+      <w:r>
+        <w:rPr>
+          <w:rFonts w:hint="eastAsia"/>
+        </w:rPr>
+        <w:t>去將誤差擴散到各個像素。注意這便要使用浮點數以確保圖片的數值在誤差範圍。</w:t>
+      </w:r>
+    </w:p>
+    <w:p>
+      <w:pPr>
+        <w:jc w:val="center"/>
+      </w:pPr>
+      <w:r>
+        <w:drawing>
+          <wp:inline distT="0" distB="0" distL="0" distR="0" wp14:anchorId="619E7592" wp14:editId="7865A876">
+            <wp:extent cx="3457575" cy="3858148"/>
+            <wp:effectExtent l="0" t="0" r="0" b="9525"/>
+            <wp:docPr id="14" name="圖片 14"/>
+            <wp:cNvGraphicFramePr>
+              <a:graphicFrameLocks xmlns:a="http://schemas.openxmlformats.org/drawingml/2006/main" noChangeAspect="1"/>
+            </wp:cNvGraphicFramePr>
+            <a:graphic xmlns:a="http://schemas.openxmlformats.org/drawingml/2006/main">
+              <a:graphicData uri="http://schemas.openxmlformats.org/drawingml/2006/picture">
+                <pic:pic xmlns:pic="http://schemas.openxmlformats.org/drawingml/2006/picture">
+                  <pic:nvPicPr>
+                    <pic:cNvPr id="1" name=""/>
+                    <pic:cNvPicPr/>
+                  </pic:nvPicPr>
+                  <pic:blipFill>
+                    <a:blip r:embed="rId21"/>
+                    <a:stretch>
+                      <a:fillRect/>
+                    </a:stretch>
+                  </pic:blipFill>
+                  <pic:spPr>
+                    <a:xfrm>
+                      <a:off x="0" y="0"/>
+                      <a:ext cx="3469695" cy="3871672"/>
+                    </a:xfrm>
+                    <a:prstGeom prst="rect">
+                      <a:avLst/>
+                    </a:prstGeom>
+                  </pic:spPr>
+                </pic:pic>
+              </a:graphicData>
+            </a:graphic>
+          </wp:inline>
+        </w:drawing>
+      </w:r>
+      <w:r>
+        <w:lastRenderedPageBreak/>
+        <w:drawing>
+          <wp:inline distT="0" distB="0" distL="0" distR="0" wp14:anchorId="03529AD7" wp14:editId="33C35245">
+            <wp:extent cx="3648075" cy="2228110"/>
+            <wp:effectExtent l="0" t="0" r="0" b="1270"/>
+            <wp:docPr id="15" name="圖片 15"/>
+            <wp:cNvGraphicFramePr>
+              <a:graphicFrameLocks xmlns:a="http://schemas.openxmlformats.org/drawingml/2006/main" noChangeAspect="1"/>
+            </wp:cNvGraphicFramePr>
+            <a:graphic xmlns:a="http://schemas.openxmlformats.org/drawingml/2006/main">
+              <a:graphicData uri="http://schemas.openxmlformats.org/drawingml/2006/picture">
+                <pic:pic xmlns:pic="http://schemas.openxmlformats.org/drawingml/2006/picture">
+                  <pic:nvPicPr>
+                    <pic:cNvPr id="1" name=""/>
+                    <pic:cNvPicPr/>
+                  </pic:nvPicPr>
+                  <pic:blipFill>
+                    <a:blip r:embed="rId22"/>
+                    <a:stretch>
+                      <a:fillRect/>
+                    </a:stretch>
+                  </pic:blipFill>
+                  <pic:spPr>
+                    <a:xfrm>
+                      <a:off x="0" y="0"/>
+                      <a:ext cx="3661226" cy="2236142"/>
+                    </a:xfrm>
+                    <a:prstGeom prst="rect">
+                      <a:avLst/>
+                    </a:prstGeom>
+                  </pic:spPr>
+                </pic:pic>
+              </a:graphicData>
+            </a:graphic>
+          </wp:inline>
+        </w:drawing>
+      </w:r>
+    </w:p>
+    <w:p>
+      <w:r>
+        <w:t xml:space="preserve">PSNR </w:t>
+      </w:r>
+      <w:r>
+        <w:t>比較（</w:t>
+      </w:r>
+      <w:r>
+        <w:t xml:space="preserve">Error Diffusion </w:t>
+      </w:r>
+      <w:r>
+        <w:t>使用不同</w:t>
+      </w:r>
+      <w:r>
+        <w:t xml:space="preserve"> kernel</w:t>
+      </w:r>
+      <w:r>
+        <w:t>）</w:t>
+      </w:r>
+      <w:r>
+        <w:rPr>
+          <w:rFonts w:hint="eastAsia"/>
+        </w:rPr>
+        <w:t>：</w:t>
+      </w:r>
+    </w:p>
+    <w:tbl>
+      <w:tblPr>
+        <w:tblStyle w:val="af0"/>
+        <w:tblW w:w="0" w:type="auto"/>
+        <w:jc w:val="center"/>
+        <w:tblLook w:val="04A0" w:firstRow="1" w:lastRow="0" w:firstColumn="1" w:lastColumn="0" w:noHBand="0" w:noVBand="1"/>
+      </w:tblPr>
+      <w:tblGrid>
+        <w:gridCol w:w="3975"/>
+        <w:gridCol w:w="1547"/>
+        <w:gridCol w:w="1195"/>
+      </w:tblGrid>
+      <w:tr>
+        <w:trPr>
+          <w:jc w:val="center"/>
+        </w:trPr>
+        <w:tc>
+          <w:tcPr>
+            <w:tcW w:w="0" w:type="auto"/>
+            <w:hideMark/>
+          </w:tcPr>
+          <w:p>
+            <w:pPr>
+              <w:widowControl/>
+              <w:jc w:val="center"/>
+              <w:rPr>
+                <w:rFonts w:ascii="新細明體" w:eastAsia="新細明體" w:hAnsi="新細明體" w:cs="新細明體"/>
+                <w:b/>
+                <w:bCs/>
+                <w:kern w:val="0"/>
+                <w14:ligatures w14:val="none"/>
+              </w:rPr>
+            </w:pPr>
+            <w:r>
+              <w:rPr>
+                <w:rFonts w:ascii="新細明體" w:eastAsia="新細明體" w:hAnsi="新細明體" w:cs="新細明體"/>
+                <w:b/>
+                <w:bCs/>
+                <w:kern w:val="0"/>
+                <w14:ligatures w14:val="none"/>
+              </w:rPr>
+              <w:t>Kernel類型</w:t>
+            </w:r>
+          </w:p>
+        </w:tc>
+        <w:tc>
+          <w:tcPr>
+            <w:tcW w:w="0" w:type="auto"/>
+            <w:hideMark/>
+          </w:tcPr>
+          <w:p>
+            <w:pPr>
+              <w:widowControl/>
+              <w:jc w:val="center"/>
+              <w:rPr>
+                <w:rFonts w:ascii="新細明體" w:eastAsia="新細明體" w:hAnsi="新細明體" w:cs="新細明體"/>
+                <w:b/>
+                <w:bCs/>
+                <w:kern w:val="0"/>
+                <w14:ligatures w14:val="none"/>
+              </w:rPr>
+            </w:pPr>
+            <w:r>
+              <w:rPr>
+                <w:rFonts w:ascii="新細明體" w:eastAsia="新細明體" w:hAnsi="新細明體" w:cs="新細明體"/>
+                <w:b/>
+                <w:bCs/>
+                <w:kern w:val="0"/>
+                <w14:ligatures w14:val="none"/>
+              </w:rPr>
+              <w:t>Baboon PSNR</w:t>
+            </w:r>
+          </w:p>
+        </w:tc>
+        <w:tc>
+          <w:tcPr>
+            <w:tcW w:w="0" w:type="auto"/>
+            <w:hideMark/>
+          </w:tcPr>
+          <w:p>
+            <w:pPr>
+              <w:widowControl/>
+              <w:jc w:val="center"/>
+              <w:rPr>
+                <w:rFonts w:ascii="新細明體" w:eastAsia="新細明體" w:hAnsi="新細明體" w:cs="新細明體"/>
+                <w:b/>
+                <w:bCs/>
+                <w:kern w:val="0"/>
+                <w14:ligatures w14:val="none"/>
+              </w:rPr>
+            </w:pPr>
+            <w:r>
+              <w:rPr>
+                <w:rFonts w:ascii="新細明體" w:eastAsia="新細明體" w:hAnsi="新細明體" w:cs="新細明體"/>
+                <w:b/>
+                <w:bCs/>
+                <w:kern w:val="0"/>
+                <w14:ligatures w14:val="none"/>
+              </w:rPr>
+              <w:t>F16 PSNR</w:t>
+            </w:r>
+          </w:p>
+        </w:tc>
+      </w:tr>
+      <w:tr>
+        <w:trPr>
+          <w:jc w:val="center"/>
+        </w:trPr>
+        <w:tc>
+          <w:tcPr>
+            <w:tcW w:w="0" w:type="auto"/>
+            <w:hideMark/>
+          </w:tcPr>
+          <w:p>
+            <w:pPr>
+              <w:widowControl/>
+              <w:jc w:val="center"/>
+              <w:rPr>
+                <w:rFonts w:ascii="新細明體" w:eastAsia="新細明體" w:hAnsi="新細明體" w:cs="新細明體"/>
+                <w:kern w:val="0"/>
+                <w14:ligatures w14:val="none"/>
+              </w:rPr>
+            </w:pPr>
+            <w:r>
+              <w:rPr>
+                <w:rFonts w:ascii="新細明體" w:eastAsia="新細明體" w:hAnsi="新細明體" w:cs="新細明體"/>
+                <w:kern w:val="0"/>
+                <w14:ligatures w14:val="none"/>
+              </w:rPr>
+              <w:t>Floyd–Steinberg（3×3）</w:t>
+            </w:r>
+          </w:p>
+        </w:tc>
+        <w:tc>
+          <w:tcPr>
+            <w:tcW w:w="0" w:type="auto"/>
+            <w:hideMark/>
+          </w:tcPr>
+          <w:p>
+            <w:pPr>
+              <w:widowControl/>
+              <w:jc w:val="center"/>
+              <w:rPr>
+                <w:rFonts w:ascii="新細明體" w:eastAsia="新細明體" w:hAnsi="新細明體" w:cs="新細明體"/>
+                <w:kern w:val="0"/>
+                <w14:ligatures w14:val="none"/>
+              </w:rPr>
+            </w:pPr>
+            <w:r>
+              <w:rPr>
+                <w:rFonts w:ascii="新細明體" w:eastAsia="新細明體" w:hAnsi="新細明體" w:cs="新細明體"/>
+                <w:kern w:val="0"/>
+                <w14:ligatures w14:val="none"/>
+              </w:rPr>
+              <w:t>28.0857</w:t>
+            </w:r>
+          </w:p>
+        </w:tc>
+        <w:tc>
+          <w:tcPr>
+            <w:tcW w:w="0" w:type="auto"/>
+            <w:hideMark/>
+          </w:tcPr>
+          <w:p>
+            <w:pPr>
+              <w:widowControl/>
+              <w:jc w:val="center"/>
+              <w:rPr>
+                <w:rFonts w:ascii="新細明體" w:eastAsia="新細明體" w:hAnsi="新細明體" w:cs="新細明體"/>
+                <w:kern w:val="0"/>
+                <w14:ligatures w14:val="none"/>
+              </w:rPr>
+            </w:pPr>
+            <w:r>
+              <w:rPr>
+                <w:rFonts w:ascii="新細明體" w:eastAsia="新細明體" w:hAnsi="新細明體" w:cs="新細明體"/>
+                <w:kern w:val="0"/>
+                <w14:ligatures w14:val="none"/>
+              </w:rPr>
+              <w:t>27.4541</w:t>
+            </w:r>
+          </w:p>
+        </w:tc>
+      </w:tr>
+      <w:tr>
+        <w:trPr>
+          <w:jc w:val="center"/>
+        </w:trPr>
+        <w:tc>
+          <w:tcPr>
+            <w:tcW w:w="0" w:type="auto"/>
+            <w:hideMark/>
+          </w:tcPr>
+          <w:p>
+            <w:pPr>
+              <w:widowControl/>
+              <w:jc w:val="center"/>
+              <w:rPr>
+                <w:rFonts w:ascii="新細明體" w:eastAsia="新細明體" w:hAnsi="新細明體" w:cs="新細明體"/>
+                <w:kern w:val="0"/>
+                <w14:ligatures w14:val="none"/>
+              </w:rPr>
+            </w:pPr>
+            <w:r>
+              <w:rPr>
+                <w:rFonts w:ascii="新細明體" w:eastAsia="新細明體" w:hAnsi="新細明體" w:cs="新細明體"/>
+                <w:kern w:val="0"/>
+                <w14:ligatures w14:val="none"/>
+              </w:rPr>
+              <w:t>Jarvis / Stucki / Burkes（較大 kernel）</w:t>
+            </w:r>
+          </w:p>
+        </w:tc>
+        <w:tc>
+          <w:tcPr>
+            <w:tcW w:w="0" w:type="auto"/>
+            <w:hideMark/>
+          </w:tcPr>
+          <w:p>
+            <w:pPr>
+              <w:widowControl/>
+              <w:jc w:val="center"/>
+              <w:rPr>
+                <w:rFonts w:ascii="新細明體" w:eastAsia="新細明體" w:hAnsi="新細明體" w:cs="新細明體"/>
+                <w:kern w:val="0"/>
+                <w14:ligatures w14:val="none"/>
+              </w:rPr>
+            </w:pPr>
+            <w:r>
+              <w:rPr>
+                <w:rFonts w:ascii="新細明體" w:eastAsia="新細明體" w:hAnsi="新細明體" w:cs="新細明體"/>
+                <w:kern w:val="0"/>
+                <w14:ligatures w14:val="none"/>
+              </w:rPr>
+              <w:t>28.0857</w:t>
+            </w:r>
+          </w:p>
+        </w:tc>
+        <w:tc>
+          <w:tcPr>
+            <w:tcW w:w="0" w:type="auto"/>
+            <w:hideMark/>
+          </w:tcPr>
+          <w:p>
+            <w:pPr>
+              <w:widowControl/>
+              <w:jc w:val="center"/>
+              <w:rPr>
+                <w:rFonts w:ascii="新細明體" w:eastAsia="新細明體" w:hAnsi="新細明體" w:cs="新細明體"/>
+                <w:kern w:val="0"/>
+                <w14:ligatures w14:val="none"/>
+              </w:rPr>
+            </w:pPr>
+            <w:r>
+              <w:rPr>
+                <w:rFonts w:ascii="新細明體" w:eastAsia="新細明體" w:hAnsi="新細明體" w:cs="新細明體"/>
+                <w:kern w:val="0"/>
+                <w14:ligatures w14:val="none"/>
+              </w:rPr>
+              <w:t>28.0909</w:t>
+            </w:r>
+          </w:p>
+        </w:tc>
+      </w:tr>
+    </w:tbl>
+    <w:p>
+      <w:pPr>
+        <w:rPr>
+          <w:rFonts w:hint="eastAsia"/>
+        </w:rPr>
+      </w:pPr>
+      <w:r>
+        <w:t>主觀品質觀察：</w:t>
+      </w:r>
+      <w:r>
+        <w:t>worm effect</w:t>
+      </w:r>
+      <w:r>
+        <w:t>反而在較大</w:t>
+      </w:r>
+      <w:r>
+        <w:t xml:space="preserve"> kernel </w:t>
+      </w:r>
+      <w:r>
+        <w:t>更明顯。這是因為誤差擴散範圍擴大後，在圖像區塊內形成的連續誤差軌跡更長，容易造成視覺上的不自然條紋。</w:t>
+      </w:r>
+    </w:p>
+    <w:p>
+      <w:pPr>
+        <w:pStyle w:val="a0"/>
+        <w:numPr>
+          <w:ilvl w:val="0"/>
+          <w:numId w:val="5"/>
+        </w:numPr>
+      </w:pPr>
+      <w:r>
+        <w:t>彩色</w:t>
+      </w:r>
+    </w:p>
+    <w:p>
+      <w:pPr>
+        <w:ind w:firstLine="480"/>
+      </w:pPr>
+      <w:r>
+        <w:rPr>
+          <w:rFonts w:hint="eastAsia"/>
+        </w:rPr>
+        <w:t>對彩</w:t>
+      </w:r>
+      <w:r>
+        <w:rPr>
+          <w:rFonts w:hint="eastAsia"/>
+        </w:rPr>
+        <w:t>色影像的每個通道（</w:t>
+      </w:r>
+      <w:r>
+        <w:rPr>
+          <w:rFonts w:hint="eastAsia"/>
+        </w:rPr>
+        <w:t>R</w:t>
+      </w:r>
+      <w:r>
+        <w:rPr>
+          <w:rFonts w:hint="eastAsia"/>
+        </w:rPr>
+        <w:t>、</w:t>
+      </w:r>
+      <w:r>
+        <w:rPr>
+          <w:rFonts w:hint="eastAsia"/>
+        </w:rPr>
+        <w:t>G</w:t>
+      </w:r>
+      <w:r>
+        <w:rPr>
+          <w:rFonts w:hint="eastAsia"/>
+        </w:rPr>
+        <w:t>、</w:t>
+      </w:r>
+      <w:r>
+        <w:rPr>
+          <w:rFonts w:hint="eastAsia"/>
+        </w:rPr>
+        <w:t>B</w:t>
+      </w:r>
+      <w:r>
+        <w:rPr>
+          <w:rFonts w:hint="eastAsia"/>
+        </w:rPr>
+        <w:t>）個別進行半色調處理，再將結果重新合併回彩色影像，從而達成彩色半色調的效果。</w:t>
+      </w:r>
+      <w:r>
+        <w:t>雖然這種方式無法做到像</w:t>
+      </w:r>
+      <w:r>
+        <w:t xml:space="preserve"> CMYK </w:t>
+      </w:r>
+      <w:r>
+        <w:t>加網那樣的顏色融合控制，但在電子紙、</w:t>
+      </w:r>
+      <w:r>
+        <w:t xml:space="preserve">LCD </w:t>
+      </w:r>
+      <w:r>
+        <w:t>模擬彩色常見且有效。</w:t>
+      </w:r>
+      <w:r>
+        <w:rPr>
+          <w:rFonts w:hint="eastAsia"/>
+        </w:rPr>
+        <w:t>承襲輝節的方法，測試結果：</w:t>
+      </w:r>
+    </w:p>
+    <w:tbl>
+      <w:tblPr>
+        <w:tblStyle w:val="af0"/>
+        <w:tblW w:w="0" w:type="auto"/>
+        <w:jc w:val="center"/>
+        <w:tblLook w:val="04A0" w:firstRow="1" w:lastRow="0" w:firstColumn="1" w:lastColumn="0" w:noHBand="0" w:noVBand="1"/>
+      </w:tblPr>
+      <w:tblGrid>
+        <w:gridCol w:w="3588"/>
+        <w:gridCol w:w="781"/>
+        <w:gridCol w:w="912"/>
+        <w:gridCol w:w="724"/>
+      </w:tblGrid>
+      <w:tr>
+        <w:trPr>
+          <w:jc w:val="center"/>
+        </w:trPr>
+        <w:tc>
+          <w:tcPr>
+            <w:tcW w:w="0" w:type="auto"/>
+            <w:vAlign w:val="center"/>
+            <w:hideMark/>
+          </w:tcPr>
+          <w:p>
+            <w:pPr>
+              <w:widowControl/>
+              <w:jc w:val="center"/>
+              <w:rPr>
+                <w:rFonts w:ascii="新細明體" w:eastAsia="新細明體" w:hAnsi="新細明體" w:cs="新細明體"/>
+                <w:b/>
+                <w:bCs/>
+                <w:kern w:val="0"/>
+                <w14:ligatures w14:val="none"/>
+              </w:rPr>
+            </w:pPr>
+            <w:r>
+              <w:rPr>
+                <w:rFonts w:ascii="新細明體" w:eastAsia="新細明體" w:hAnsi="新細明體" w:cs="新細明體"/>
+                <w:b/>
+                <w:bCs/>
+                <w:kern w:val="0"/>
+                <w14:ligatures w14:val="none"/>
+              </w:rPr>
+              <w:t>方法</w:t>
+            </w:r>
+          </w:p>
+        </w:tc>
+        <w:tc>
+          <w:tcPr>
+            <w:tcW w:w="0" w:type="auto"/>
+            <w:vAlign w:val="center"/>
+            <w:hideMark/>
+          </w:tcPr>
+          <w:p>
+            <w:pPr>
+              <w:widowControl/>
+              <w:jc w:val="center"/>
+              <w:rPr>
+                <w:rFonts w:ascii="新細明體" w:eastAsia="新細明體" w:hAnsi="新細明體" w:cs="新細明體"/>
+                <w:b/>
+                <w:bCs/>
+                <w:kern w:val="0"/>
+                <w14:ligatures w14:val="none"/>
+              </w:rPr>
+            </w:pPr>
+            <w:r>
+              <w:rPr>
+                <w:rFonts w:ascii="新細明體" w:eastAsia="新細明體" w:hAnsi="新細明體" w:cs="新細明體"/>
+                <w:b/>
+                <w:bCs/>
+                <w:kern w:val="0"/>
+                <w14:ligatures w14:val="none"/>
+              </w:rPr>
+              <w:t>PSNR</w:t>
+            </w:r>
+          </w:p>
+        </w:tc>
+        <w:tc>
+          <w:tcPr>
+            <w:tcW w:w="0" w:type="auto"/>
+            <w:vAlign w:val="center"/>
+            <w:hideMark/>
+          </w:tcPr>
+          <w:p>
+            <w:pPr>
+              <w:widowControl/>
+              <w:jc w:val="center"/>
+              <w:rPr>
+                <w:rFonts w:ascii="新細明體" w:eastAsia="新細明體" w:hAnsi="新細明體" w:cs="新細明體"/>
+                <w:b/>
+                <w:bCs/>
+                <w:kern w:val="0"/>
+                <w14:ligatures w14:val="none"/>
+              </w:rPr>
+            </w:pPr>
+            <w:r>
+              <w:rPr>
+                <w:rFonts w:ascii="新細明體" w:eastAsia="新細明體" w:hAnsi="新細明體" w:cs="新細明體"/>
+                <w:b/>
+                <w:bCs/>
+                <w:kern w:val="0"/>
+                <w14:ligatures w14:val="none"/>
+              </w:rPr>
+              <w:t>SSIM</w:t>
+            </w:r>
+          </w:p>
+        </w:tc>
+        <w:tc>
+          <w:tcPr>
+            <w:tcW w:w="0" w:type="auto"/>
+            <w:vAlign w:val="center"/>
+            <w:hideMark/>
+          </w:tcPr>
+          <w:p>
+            <w:pPr>
+              <w:widowControl/>
+              <w:jc w:val="center"/>
+              <w:rPr>
+                <w:rFonts w:ascii="新細明體" w:eastAsia="新細明體" w:hAnsi="新細明體" w:cs="新細明體"/>
+                <w:b/>
+                <w:bCs/>
+                <w:kern w:val="0"/>
+                <w14:ligatures w14:val="none"/>
+              </w:rPr>
+            </w:pPr>
+            <w:r>
+              <w:rPr>
+                <w:rFonts w:ascii="新細明體" w:eastAsia="新細明體" w:hAnsi="新細明體" w:cs="新細明體"/>
+                <w:b/>
+                <w:bCs/>
+                <w:kern w:val="0"/>
+                <w14:ligatures w14:val="none"/>
+              </w:rPr>
+              <w:t>ΔE</w:t>
+            </w:r>
+          </w:p>
+        </w:tc>
+      </w:tr>
+      <w:tr>
+        <w:trPr>
+          <w:jc w:val="center"/>
+        </w:trPr>
+        <w:tc>
+          <w:tcPr>
+            <w:tcW w:w="0" w:type="auto"/>
+            <w:vAlign w:val="center"/>
+            <w:hideMark/>
+          </w:tcPr>
+          <w:p>
+            <w:pPr>
+              <w:widowControl/>
+              <w:jc w:val="center"/>
+              <w:rPr>
+                <w:rFonts w:ascii="新細明體" w:eastAsia="新細明體" w:hAnsi="新細明體" w:cs="新細明體"/>
+                <w:kern w:val="0"/>
+                <w14:ligatures w14:val="none"/>
+              </w:rPr>
+            </w:pPr>
+            <w:r>
+              <w:rPr>
+                <w:rFonts w:ascii="新細明體" w:eastAsia="新細明體" w:hAnsi="新細明體" w:cs="新細明體"/>
+                <w:kern w:val="0"/>
+                <w14:ligatures w14:val="none"/>
+              </w:rPr>
+              <w:t>Ordered Dithering</w:t>
+            </w:r>
+          </w:p>
+        </w:tc>
+        <w:tc>
+          <w:tcPr>
+            <w:tcW w:w="0" w:type="auto"/>
+            <w:vAlign w:val="center"/>
+            <w:hideMark/>
+          </w:tcPr>
+          <w:p>
+            <w:pPr>
+              <w:widowControl/>
+              <w:jc w:val="center"/>
+              <w:rPr>
+                <w:rFonts w:ascii="新細明體" w:eastAsia="新細明體" w:hAnsi="新細明體" w:cs="新細明體"/>
+                <w:kern w:val="0"/>
+                <w14:ligatures w14:val="none"/>
+              </w:rPr>
+            </w:pPr>
+            <w:r>
+              <w:rPr>
+                <w:rFonts w:ascii="新細明體" w:eastAsia="新細明體" w:hAnsi="新細明體" w:cs="新細明體"/>
+                <w:kern w:val="0"/>
+                <w14:ligatures w14:val="none"/>
+              </w:rPr>
+              <w:t>7.83</w:t>
+            </w:r>
+          </w:p>
+        </w:tc>
+        <w:tc>
+          <w:tcPr>
+            <w:tcW w:w="0" w:type="auto"/>
+            <w:vAlign w:val="center"/>
+            <w:hideMark/>
+          </w:tcPr>
+          <w:p>
+            <w:pPr>
+              <w:widowControl/>
+              <w:jc w:val="center"/>
+              <w:rPr>
+                <w:rFonts w:ascii="新細明體" w:eastAsia="新細明體" w:hAnsi="新細明體" w:cs="新細明體"/>
+                <w:kern w:val="0"/>
+                <w14:ligatures w14:val="none"/>
+              </w:rPr>
+            </w:pPr>
+            <w:r>
+              <w:rPr>
+                <w:rFonts w:ascii="新細明體" w:eastAsia="新細明體" w:hAnsi="新細明體" w:cs="新細明體"/>
+                <w:kern w:val="0"/>
+                <w14:ligatures w14:val="none"/>
+              </w:rPr>
+              <w:t>0.1191</w:t>
+            </w:r>
+          </w:p>
+        </w:tc>
+        <w:tc>
+          <w:tcPr>
+            <w:tcW w:w="0" w:type="auto"/>
+            <w:vAlign w:val="center"/>
+            <w:hideMark/>
+          </w:tcPr>
+          <w:p>
+            <w:pPr>
+              <w:widowControl/>
+              <w:jc w:val="center"/>
+              <w:rPr>
+                <w:rFonts w:ascii="新細明體" w:eastAsia="新細明體" w:hAnsi="新細明體" w:cs="新細明體"/>
+                <w:kern w:val="0"/>
+                <w14:ligatures w14:val="none"/>
+              </w:rPr>
+            </w:pPr>
+            <w:r>
+              <w:rPr>
+                <w:rFonts w:ascii="新細明體" w:eastAsia="新細明體" w:hAnsi="新細明體" w:cs="新細明體"/>
+                <w:kern w:val="0"/>
+                <w14:ligatures w14:val="none"/>
+              </w:rPr>
+              <w:t>47.91</w:t>
+            </w:r>
+          </w:p>
+        </w:tc>
+      </w:tr>
+      <w:tr>
+        <w:trPr>
+          <w:jc w:val="center"/>
+        </w:trPr>
+        <w:tc>
+          <w:tcPr>
+            <w:tcW w:w="0" w:type="auto"/>
+            <w:vAlign w:val="center"/>
+            <w:hideMark/>
+          </w:tcPr>
+          <w:p>
+            <w:pPr>
+              <w:widowControl/>
+              <w:jc w:val="center"/>
+              <w:rPr>
+                <w:rFonts w:ascii="新細明體" w:eastAsia="新細明體" w:hAnsi="新細明體" w:cs="新細明體"/>
+                <w:kern w:val="0"/>
+                <w14:ligatures w14:val="none"/>
+              </w:rPr>
+            </w:pPr>
+            <w:r>
+              <w:rPr>
+                <w:rFonts w:ascii="新細明體" w:eastAsia="新細明體" w:hAnsi="新細明體" w:cs="新細明體"/>
+                <w:kern w:val="0"/>
+                <w14:ligatures w14:val="none"/>
+              </w:rPr>
+              <w:t>Error Diffusion – Floyd</w:t>
+            </w:r>
+          </w:p>
+        </w:tc>
+        <w:tc>
+          <w:tcPr>
+            <w:tcW w:w="0" w:type="auto"/>
+            <w:vAlign w:val="center"/>
+            <w:hideMark/>
+          </w:tcPr>
+          <w:p>
+            <w:pPr>
+              <w:widowControl/>
+              <w:jc w:val="center"/>
+              <w:rPr>
+                <w:rFonts w:ascii="新細明體" w:eastAsia="新細明體" w:hAnsi="新細明體" w:cs="新細明體"/>
+                <w:kern w:val="0"/>
+                <w14:ligatures w14:val="none"/>
+              </w:rPr>
+            </w:pPr>
+            <w:r>
+              <w:rPr>
+                <w:rFonts w:ascii="新細明體" w:eastAsia="新細明體" w:hAnsi="新細明體" w:cs="新細明體"/>
+                <w:kern w:val="0"/>
+                <w14:ligatures w14:val="none"/>
+              </w:rPr>
+              <w:t>8.02</w:t>
+            </w:r>
+          </w:p>
+        </w:tc>
+        <w:tc>
+          <w:tcPr>
+            <w:tcW w:w="0" w:type="auto"/>
+            <w:vAlign w:val="center"/>
+            <w:hideMark/>
+          </w:tcPr>
+          <w:p>
+            <w:pPr>
+              <w:widowControl/>
+              <w:jc w:val="center"/>
+              <w:rPr>
+                <w:rFonts w:ascii="新細明體" w:eastAsia="新細明體" w:hAnsi="新細明體" w:cs="新細明體"/>
+                <w:kern w:val="0"/>
+                <w14:ligatures w14:val="none"/>
+              </w:rPr>
+            </w:pPr>
+            <w:r>
+              <w:rPr>
+                <w:rFonts w:ascii="新細明體" w:eastAsia="新細明體" w:hAnsi="新細明體" w:cs="新細明體"/>
+                <w:kern w:val="0"/>
+                <w14:ligatures w14:val="none"/>
+              </w:rPr>
+              <w:t>0.2210</w:t>
+            </w:r>
+          </w:p>
+        </w:tc>
+        <w:tc>
+          <w:tcPr>
+            <w:tcW w:w="0" w:type="auto"/>
+            <w:vAlign w:val="center"/>
+            <w:hideMark/>
+          </w:tcPr>
+          <w:p>
+            <w:pPr>
+              <w:widowControl/>
+              <w:jc w:val="center"/>
+              <w:rPr>
+                <w:rFonts w:ascii="新細明體" w:eastAsia="新細明體" w:hAnsi="新細明體" w:cs="新細明體"/>
+                <w:kern w:val="0"/>
+                <w14:ligatures w14:val="none"/>
+              </w:rPr>
+            </w:pPr>
+            <w:r>
+              <w:rPr>
+                <w:rFonts w:ascii="新細明體" w:eastAsia="新細明體" w:hAnsi="新細明體" w:cs="新細明體"/>
+                <w:kern w:val="0"/>
+                <w14:ligatures w14:val="none"/>
+              </w:rPr>
+              <w:t>68.90</w:t>
+            </w:r>
+          </w:p>
+        </w:tc>
+      </w:tr>
+      <w:tr>
+        <w:trPr>
+          <w:jc w:val="center"/>
+        </w:trPr>
+        <w:tc>
+          <w:tcPr>
+            <w:tcW w:w="0" w:type="auto"/>
+            <w:vAlign w:val="center"/>
+            <w:hideMark/>
+          </w:tcPr>
+          <w:p>
+            <w:pPr>
+              <w:widowControl/>
+              <w:jc w:val="center"/>
+              <w:rPr>
+                <w:rFonts w:ascii="新細明體" w:eastAsia="新細明體" w:hAnsi="新細明體" w:cs="新細明體"/>
+                <w:kern w:val="0"/>
+                <w14:ligatures w14:val="none"/>
+              </w:rPr>
+            </w:pPr>
+            <w:r>
+              <w:rPr>
+                <w:rFonts w:ascii="新細明體" w:eastAsia="新細明體" w:hAnsi="新細明體" w:cs="新細明體"/>
+                <w:kern w:val="0"/>
+                <w14:ligatures w14:val="none"/>
+              </w:rPr>
+              <w:t>Error Diffusion – Jarvis</w:t>
+            </w:r>
+          </w:p>
+        </w:tc>
+        <w:tc>
+          <w:tcPr>
+            <w:tcW w:w="0" w:type="auto"/>
+            <w:vAlign w:val="center"/>
+            <w:hideMark/>
+          </w:tcPr>
+          <w:p>
+            <w:pPr>
+              <w:widowControl/>
+              <w:jc w:val="center"/>
+              <w:rPr>
+                <w:rFonts w:ascii="新細明體" w:eastAsia="新細明體" w:hAnsi="新細明體" w:cs="新細明體"/>
+                <w:kern w:val="0"/>
+                <w14:ligatures w14:val="none"/>
+              </w:rPr>
+            </w:pPr>
+            <w:r>
+              <w:rPr>
+                <w:rFonts w:ascii="新細明體" w:eastAsia="新細明體" w:hAnsi="新細明體" w:cs="新細明體"/>
+                <w:kern w:val="0"/>
+                <w14:ligatures w14:val="none"/>
+              </w:rPr>
+              <w:t>8.35</w:t>
+            </w:r>
+          </w:p>
+        </w:tc>
+        <w:tc>
+          <w:tcPr>
+            <w:tcW w:w="0" w:type="auto"/>
+            <w:vAlign w:val="center"/>
+            <w:hideMark/>
+          </w:tcPr>
+          <w:p>
+            <w:pPr>
+              <w:widowControl/>
+              <w:jc w:val="center"/>
+              <w:rPr>
+                <w:rFonts w:ascii="新細明體" w:eastAsia="新細明體" w:hAnsi="新細明體" w:cs="新細明體"/>
+                <w:kern w:val="0"/>
+                <w14:ligatures w14:val="none"/>
+              </w:rPr>
+            </w:pPr>
+            <w:r>
+              <w:rPr>
+                <w:rFonts w:ascii="新細明體" w:eastAsia="新細明體" w:hAnsi="新細明體" w:cs="新細明體"/>
+                <w:kern w:val="0"/>
+                <w14:ligatures w14:val="none"/>
+              </w:rPr>
+              <w:t>0.2543</w:t>
+            </w:r>
+          </w:p>
+        </w:tc>
+        <w:tc>
+          <w:tcPr>
+            <w:tcW w:w="0" w:type="auto"/>
+            <w:vAlign w:val="center"/>
+            <w:hideMark/>
+          </w:tcPr>
+          <w:p>
+            <w:pPr>
+              <w:widowControl/>
+              <w:jc w:val="center"/>
+              <w:rPr>
+                <w:rFonts w:ascii="新細明體" w:eastAsia="新細明體" w:hAnsi="新細明體" w:cs="新細明體"/>
+                <w:kern w:val="0"/>
+                <w14:ligatures w14:val="none"/>
+              </w:rPr>
+            </w:pPr>
+            <w:r>
+              <w:rPr>
+                <w:rFonts w:ascii="新細明體" w:eastAsia="新細明體" w:hAnsi="新細明體" w:cs="新細明體"/>
+                <w:kern w:val="0"/>
+                <w14:ligatures w14:val="none"/>
+              </w:rPr>
+              <w:t>60.58</w:t>
+            </w:r>
+          </w:p>
+        </w:tc>
+      </w:tr>
+      <w:tr>
+        <w:trPr>
+          <w:jc w:val="center"/>
+        </w:trPr>
+        <w:tc>
+          <w:tcPr>
+            <w:tcW w:w="0" w:type="auto"/>
+            <w:vAlign w:val="center"/>
+            <w:hideMark/>
+          </w:tcPr>
+          <w:p>
+            <w:pPr>
+              <w:widowControl/>
+              <w:jc w:val="center"/>
+              <w:rPr>
+                <w:rFonts w:ascii="新細明體" w:eastAsia="新細明體" w:hAnsi="新細明體" w:cs="新細明體"/>
+                <w:kern w:val="0"/>
+                <w14:ligatures w14:val="none"/>
+              </w:rPr>
+            </w:pPr>
+            <w:r>
+              <w:rPr>
+                <w:rFonts w:ascii="新細明體" w:eastAsia="新細明體" w:hAnsi="新細明體" w:cs="新細明體"/>
+                <w:kern w:val="0"/>
+                <w14:ligatures w14:val="none"/>
+              </w:rPr>
+              <w:t>Error Diffusion – Stucki</w:t>
+            </w:r>
+          </w:p>
+        </w:tc>
+        <w:tc>
+          <w:tcPr>
+            <w:tcW w:w="0" w:type="auto"/>
+            <w:vAlign w:val="center"/>
+            <w:hideMark/>
+          </w:tcPr>
+          <w:p>
+            <w:pPr>
+              <w:widowControl/>
+              <w:jc w:val="center"/>
+              <w:rPr>
+                <w:rFonts w:ascii="新細明體" w:eastAsia="新細明體" w:hAnsi="新細明體" w:cs="新細明體"/>
+                <w:kern w:val="0"/>
+                <w14:ligatures w14:val="none"/>
+              </w:rPr>
+            </w:pPr>
+            <w:r>
+              <w:rPr>
+                <w:rFonts w:ascii="新細明體" w:eastAsia="新細明體" w:hAnsi="新細明體" w:cs="新細明體"/>
+                <w:kern w:val="0"/>
+                <w14:ligatures w14:val="none"/>
+              </w:rPr>
+              <w:t>8.29</w:t>
+            </w:r>
+          </w:p>
+        </w:tc>
+        <w:tc>
+          <w:tcPr>
+            <w:tcW w:w="0" w:type="auto"/>
+            <w:vAlign w:val="center"/>
+            <w:hideMark/>
+          </w:tcPr>
+          <w:p>
+            <w:pPr>
+              <w:widowControl/>
+              <w:jc w:val="center"/>
+              <w:rPr>
+                <w:rFonts w:ascii="新細明體" w:eastAsia="新細明體" w:hAnsi="新細明體" w:cs="新細明體"/>
+                <w:kern w:val="0"/>
+                <w14:ligatures w14:val="none"/>
+              </w:rPr>
+            </w:pPr>
+            <w:r>
+              <w:rPr>
+                <w:rFonts w:ascii="新細明體" w:eastAsia="新細明體" w:hAnsi="新細明體" w:cs="新細明體"/>
+                <w:kern w:val="0"/>
+                <w14:ligatures w14:val="none"/>
+              </w:rPr>
+              <w:t>0.2504</w:t>
+            </w:r>
+          </w:p>
+        </w:tc>
+        <w:tc>
+          <w:tcPr>
+            <w:tcW w:w="0" w:type="auto"/>
+            <w:vAlign w:val="center"/>
+            <w:hideMark/>
+          </w:tcPr>
+          <w:p>
+            <w:pPr>
+              <w:widowControl/>
+              <w:jc w:val="center"/>
+              <w:rPr>
+                <w:rFonts w:ascii="新細明體" w:eastAsia="新細明體" w:hAnsi="新細明體" w:cs="新細明體"/>
+                <w:kern w:val="0"/>
+                <w14:ligatures w14:val="none"/>
+              </w:rPr>
+            </w:pPr>
+            <w:r>
+              <w:rPr>
+                <w:rFonts w:ascii="新細明體" w:eastAsia="新細明體" w:hAnsi="新細明體" w:cs="新細明體"/>
+                <w:kern w:val="0"/>
+                <w14:ligatures w14:val="none"/>
+              </w:rPr>
+              <w:t>62.57</w:t>
+            </w:r>
+          </w:p>
+        </w:tc>
+      </w:tr>
+      <w:tr>
+        <w:trPr>
+          <w:jc w:val="center"/>
+        </w:trPr>
+        <w:tc>
+          <w:tcPr>
+            <w:tcW w:w="0" w:type="auto"/>
+            <w:vAlign w:val="center"/>
+            <w:hideMark/>
+          </w:tcPr>
+          <w:p>
+            <w:pPr>
+              <w:widowControl/>
+              <w:jc w:val="center"/>
+              <w:rPr>
+                <w:rFonts w:ascii="新細明體" w:eastAsia="新細明體" w:hAnsi="新細明體" w:cs="新細明體"/>
+                <w:kern w:val="0"/>
+                <w14:ligatures w14:val="none"/>
+              </w:rPr>
+            </w:pPr>
+            <w:r>
+              <w:rPr>
+                <w:rFonts w:ascii="新細明體" w:eastAsia="新細明體" w:hAnsi="新細明體" w:cs="新細明體"/>
+                <w:kern w:val="0"/>
+                <w14:ligatures w14:val="none"/>
+              </w:rPr>
+              <w:t>Error Diffusion – Burkes</w:t>
+            </w:r>
+          </w:p>
+        </w:tc>
+        <w:tc>
+          <w:tcPr>
+            <w:tcW w:w="0" w:type="auto"/>
+            <w:vAlign w:val="center"/>
+            <w:hideMark/>
+          </w:tcPr>
+          <w:p>
+            <w:pPr>
+              <w:widowControl/>
+              <w:jc w:val="center"/>
+              <w:rPr>
+                <w:rFonts w:ascii="新細明體" w:eastAsia="新細明體" w:hAnsi="新細明體" w:cs="新細明體"/>
+                <w:kern w:val="0"/>
+                <w14:ligatures w14:val="none"/>
+              </w:rPr>
+            </w:pPr>
+            <w:r>
+              <w:rPr>
+                <w:rFonts w:ascii="新細明體" w:eastAsia="新細明體" w:hAnsi="新細明體" w:cs="新細明體"/>
+                <w:kern w:val="0"/>
+                <w14:ligatures w14:val="none"/>
+              </w:rPr>
+              <w:t>8.17</w:t>
+            </w:r>
+          </w:p>
+        </w:tc>
+        <w:tc>
+          <w:tcPr>
+            <w:tcW w:w="0" w:type="auto"/>
+            <w:vAlign w:val="center"/>
+            <w:hideMark/>
+          </w:tcPr>
+          <w:p>
+            <w:pPr>
+              <w:widowControl/>
+              <w:jc w:val="center"/>
+              <w:rPr>
+                <w:rFonts w:ascii="新細明體" w:eastAsia="新細明體" w:hAnsi="新細明體" w:cs="新細明體"/>
+                <w:kern w:val="0"/>
+                <w14:ligatures w14:val="none"/>
+              </w:rPr>
+            </w:pPr>
+            <w:r>
+              <w:rPr>
+                <w:rFonts w:ascii="新細明體" w:eastAsia="新細明體" w:hAnsi="新細明體" w:cs="新細明體"/>
+                <w:kern w:val="0"/>
+                <w14:ligatures w14:val="none"/>
+              </w:rPr>
+              <w:t>0.2398</w:t>
+            </w:r>
+          </w:p>
+        </w:tc>
+        <w:tc>
+          <w:tcPr>
+            <w:tcW w:w="0" w:type="auto"/>
+            <w:vAlign w:val="center"/>
+            <w:hideMark/>
+          </w:tcPr>
+          <w:p>
+            <w:pPr>
+              <w:widowControl/>
+              <w:jc w:val="center"/>
+              <w:rPr>
+                <w:rFonts w:ascii="新細明體" w:eastAsia="新細明體" w:hAnsi="新細明體" w:cs="新細明體"/>
+                <w:kern w:val="0"/>
+                <w14:ligatures w14:val="none"/>
+              </w:rPr>
+            </w:pPr>
+            <w:r>
+              <w:rPr>
+                <w:rFonts w:ascii="新細明體" w:eastAsia="新細明體" w:hAnsi="新細明體" w:cs="新細明體"/>
+                <w:kern w:val="0"/>
+                <w14:ligatures w14:val="none"/>
+              </w:rPr>
+              <w:t>65.36</w:t>
+            </w:r>
+          </w:p>
+        </w:tc>
+      </w:tr>
+      <w:tr>
+        <w:trPr>
+          <w:jc w:val="center"/>
+        </w:trPr>
+        <w:tc>
+          <w:tcPr>
+            <w:tcW w:w="0" w:type="auto"/>
+            <w:vAlign w:val="center"/>
+            <w:hideMark/>
+          </w:tcPr>
+          <w:p>
+            <w:pPr>
+              <w:widowControl/>
+              <w:jc w:val="center"/>
+              <w:rPr>
+                <w:rFonts w:ascii="新細明體" w:eastAsia="新細明體" w:hAnsi="新細明體" w:cs="新細明體"/>
+                <w:kern w:val="0"/>
+                <w14:ligatures w14:val="none"/>
+              </w:rPr>
+            </w:pPr>
+            <w:r>
+              <w:rPr>
+                <w:rFonts w:ascii="新細明體" w:eastAsia="新細明體" w:hAnsi="新細明體" w:cs="新細明體"/>
+                <w:kern w:val="0"/>
+                <w14:ligatures w14:val="none"/>
+              </w:rPr>
+              <w:t>Error Diffusion – Floyd + Adaptive</w:t>
+            </w:r>
+          </w:p>
+        </w:tc>
+        <w:tc>
+          <w:tcPr>
+            <w:tcW w:w="0" w:type="auto"/>
+            <w:vAlign w:val="center"/>
+            <w:hideMark/>
+          </w:tcPr>
+          <w:p>
+            <w:pPr>
+              <w:widowControl/>
+              <w:jc w:val="center"/>
+              <w:rPr>
+                <w:rFonts w:ascii="新細明體" w:eastAsia="新細明體" w:hAnsi="新細明體" w:cs="新細明體"/>
+                <w:kern w:val="0"/>
+                <w14:ligatures w14:val="none"/>
+              </w:rPr>
+            </w:pPr>
+            <w:r>
+              <w:rPr>
+                <w:rFonts w:ascii="新細明體" w:eastAsia="新細明體" w:hAnsi="新細明體" w:cs="新細明體"/>
+                <w:kern w:val="0"/>
+                <w14:ligatures w14:val="none"/>
+              </w:rPr>
+              <w:t>7.05</w:t>
+            </w:r>
+          </w:p>
+        </w:tc>
+        <w:tc>
+          <w:tcPr>
+            <w:tcW w:w="0" w:type="auto"/>
+            <w:vAlign w:val="center"/>
+            <w:hideMark/>
+          </w:tcPr>
+          <w:p>
+            <w:pPr>
+              <w:widowControl/>
+              <w:jc w:val="center"/>
+              <w:rPr>
+                <w:rFonts w:ascii="新細明體" w:eastAsia="新細明體" w:hAnsi="新細明體" w:cs="新細明體"/>
+                <w:kern w:val="0"/>
+                <w14:ligatures w14:val="none"/>
+              </w:rPr>
+            </w:pPr>
+            <w:r>
+              <w:rPr>
+                <w:rFonts w:ascii="新細明體" w:eastAsia="新細明體" w:hAnsi="新細明體" w:cs="新細明體"/>
+                <w:kern w:val="0"/>
+                <w14:ligatures w14:val="none"/>
+              </w:rPr>
+              <w:t>-0.0423</w:t>
+            </w:r>
+          </w:p>
+        </w:tc>
+        <w:tc>
+          <w:tcPr>
+            <w:tcW w:w="0" w:type="auto"/>
+            <w:vAlign w:val="center"/>
+            <w:hideMark/>
+          </w:tcPr>
+          <w:p>
+            <w:pPr>
+              <w:widowControl/>
+              <w:jc w:val="center"/>
+              <w:rPr>
+                <w:rFonts w:ascii="新細明體" w:eastAsia="新細明體" w:hAnsi="新細明體" w:cs="新細明體"/>
+                <w:kern w:val="0"/>
+                <w14:ligatures w14:val="none"/>
+              </w:rPr>
+            </w:pPr>
+            <w:r>
+              <w:rPr>
+                <w:rFonts w:ascii="新細明體" w:eastAsia="新細明體" w:hAnsi="新細明體" w:cs="新細明體"/>
+                <w:kern w:val="0"/>
+                <w14:ligatures w14:val="none"/>
+              </w:rPr>
+              <w:t>67.64</w:t>
+            </w:r>
+          </w:p>
+        </w:tc>
+      </w:tr>
+    </w:tbl>
+    <w:p>
+      <w:r>
+        <w:rPr>
+          <w:rFonts w:hint="eastAsia"/>
+        </w:rPr>
+        <w:t>原圖：</w:t>
+      </w:r>
+    </w:p>
+    <w:p>
+      <w:r>
+        <w:rPr>
+          <w:rFonts w:hint="eastAsia"/>
+          <w:noProof/>
+        </w:rPr>
+        <w:lastRenderedPageBreak/>
+        <w:drawing>
+          <wp:inline distT="0" distB="0" distL="0" distR="0" wp14:anchorId="4B97552C" wp14:editId="07E58B67">
+            <wp:extent cx="1869743" cy="1869743"/>
+            <wp:effectExtent l="0" t="0" r="0" b="0"/>
+            <wp:docPr id="25" name="圖片 25" descr="一張含有 戶外, 建築, 草, 天空 的圖片&#10;&#10;AI 產生的內容可能不正確。"/>
+            <wp:cNvGraphicFramePr>
+              <a:graphicFrameLocks xmlns:a="http://schemas.openxmlformats.org/drawingml/2006/main" noChangeAspect="1"/>
+            </wp:cNvGraphicFramePr>
+            <a:graphic xmlns:a="http://schemas.openxmlformats.org/drawingml/2006/main">
+              <a:graphicData uri="http://schemas.openxmlformats.org/drawingml/2006/picture">
+                <pic:pic xmlns:pic="http://schemas.openxmlformats.org/drawingml/2006/picture">
+                  <pic:nvPicPr>
+                    <pic:cNvPr id="25" name="圖片 25" descr="一張含有 戶外, 建築, 草, 天空 的圖片&#10;&#10;AI 產生的內容可能不正確。"/>
+                    <pic:cNvPicPr/>
+                  </pic:nvPicPr>
+                  <pic:blipFill>
+                    <a:blip r:embed="rId23" cstate="print">
+                      <a:extLst>
+                        <a:ext uri="{28A0092B-C50C-407E-A947-70E740481C1C}">
+                          <a14:useLocalDpi xmlns:a14="http://schemas.microsoft.com/office/drawing/2010/main" val="0"/>
+                        </a:ext>
+                      </a:extLst>
+                    </a:blip>
+                    <a:stretch>
+                      <a:fillRect/>
+                    </a:stretch>
+                  </pic:blipFill>
+                  <pic:spPr>
+                    <a:xfrm>
+                      <a:off x="0" y="0"/>
+                      <a:ext cx="1872116" cy="1872116"/>
+                    </a:xfrm>
+                    <a:prstGeom prst="rect">
+                      <a:avLst/>
+                    </a:prstGeom>
+                  </pic:spPr>
+                </pic:pic>
+              </a:graphicData>
+            </a:graphic>
+          </wp:inline>
+        </w:drawing>
+      </w:r>
+      <w:r>
+        <w:rPr>
+          <w:rFonts w:hint="eastAsia"/>
+        </w:rPr>
+        <w:t xml:space="preserve"> </w:t>
+      </w:r>
+    </w:p>
+    <w:p>
+      <w:r>
+        <w:rPr>
+          <w:rFonts w:hint="eastAsia"/>
+        </w:rPr>
+        <w:t>結果：</w:t>
+      </w:r>
+    </w:p>
+    <w:p>
+      <w:pPr>
+        <w:rPr>
+          <w:rFonts w:hint="eastAsia"/>
+        </w:rPr>
+      </w:pPr>
+      <w:r>
+        <w:rPr>
+          <w:rFonts w:hint="eastAsia"/>
+          <w:noProof/>
+        </w:rPr>
+        <w:drawing>
+          <wp:inline distT="0" distB="0" distL="0" distR="0" wp14:anchorId="2D8C46F2" wp14:editId="4418D664">
+            <wp:extent cx="1678305" cy="1678305"/>
+            <wp:effectExtent l="0" t="0" r="0" b="0"/>
+            <wp:docPr id="26" name="圖片 26" descr="一張含有 戶外, 建築, 草, 樹狀 的圖片&#10;&#10;AI 產生的內容可能不正確。"/>
+            <wp:cNvGraphicFramePr>
+              <a:graphicFrameLocks xmlns:a="http://schemas.openxmlformats.org/drawingml/2006/main" noChangeAspect="1"/>
+            </wp:cNvGraphicFramePr>
+            <a:graphic xmlns:a="http://schemas.openxmlformats.org/drawingml/2006/main">
+              <a:graphicData uri="http://schemas.openxmlformats.org/drawingml/2006/picture">
+                <pic:pic xmlns:pic="http://schemas.openxmlformats.org/drawingml/2006/picture">
+                  <pic:nvPicPr>
+                    <pic:cNvPr id="26" name="圖片 26" descr="一張含有 戶外, 建築, 草, 樹狀 的圖片&#10;&#10;AI 產生的內容可能不正確。"/>
+                    <pic:cNvPicPr/>
+                  </pic:nvPicPr>
+                  <pic:blipFill>
+                    <a:blip r:embed="rId24" cstate="print">
+                      <a:extLst>
+                        <a:ext uri="{28A0092B-C50C-407E-A947-70E740481C1C}">
+                          <a14:useLocalDpi xmlns:a14="http://schemas.microsoft.com/office/drawing/2010/main" val="0"/>
+                        </a:ext>
+                      </a:extLst>
+                    </a:blip>
+                    <a:stretch>
+                      <a:fillRect/>
+                    </a:stretch>
+                  </pic:blipFill>
+                  <pic:spPr>
+                    <a:xfrm>
+                      <a:off x="0" y="0"/>
+                      <a:ext cx="1681556" cy="1681556"/>
+                    </a:xfrm>
+                    <a:prstGeom prst="rect">
+                      <a:avLst/>
+                    </a:prstGeom>
+                  </pic:spPr>
+                </pic:pic>
+              </a:graphicData>
+            </a:graphic>
+          </wp:inline>
+        </w:drawing>
+      </w:r>
+      <w:r>
+        <w:rPr>
+          <w:rFonts w:hint="eastAsia"/>
+          <w:noProof/>
+        </w:rPr>
+        <w:drawing>
+          <wp:inline distT="0" distB="0" distL="0" distR="0" wp14:anchorId="0160836F" wp14:editId="371BE479">
+            <wp:extent cx="1681480" cy="1681480"/>
+            <wp:effectExtent l="0" t="0" r="0" b="0"/>
+            <wp:docPr id="27" name="圖片 27" descr="一張含有 戶外, 建築, 草, 樹狀 的圖片&#10;&#10;AI 產生的內容可能不正確。"/>
+            <wp:cNvGraphicFramePr>
+              <a:graphicFrameLocks xmlns:a="http://schemas.openxmlformats.org/drawingml/2006/main" noChangeAspect="1"/>
+            </wp:cNvGraphicFramePr>
+            <a:graphic xmlns:a="http://schemas.openxmlformats.org/drawingml/2006/main">
+              <a:graphicData uri="http://schemas.openxmlformats.org/drawingml/2006/picture">
+                <pic:pic xmlns:pic="http://schemas.openxmlformats.org/drawingml/2006/picture">
+                  <pic:nvPicPr>
+                    <pic:cNvPr id="27" name="圖片 27" descr="一張含有 戶外, 建築, 草, 樹狀 的圖片&#10;&#10;AI 產生的內容可能不正確。"/>
+                    <pic:cNvPicPr/>
+                  </pic:nvPicPr>
+                  <pic:blipFill>
+                    <a:blip r:embed="rId25" cstate="print">
+                      <a:extLst>
+                        <a:ext uri="{28A0092B-C50C-407E-A947-70E740481C1C}">
+                          <a14:useLocalDpi xmlns:a14="http://schemas.microsoft.com/office/drawing/2010/main" val="0"/>
+                        </a:ext>
+                      </a:extLst>
+                    </a:blip>
+                    <a:stretch>
+                      <a:fillRect/>
+                    </a:stretch>
+                  </pic:blipFill>
+                  <pic:spPr>
+                    <a:xfrm>
+                      <a:off x="0" y="0"/>
+                      <a:ext cx="1685219" cy="1685219"/>
+                    </a:xfrm>
+                    <a:prstGeom prst="rect">
+                      <a:avLst/>
+                    </a:prstGeom>
+                  </pic:spPr>
+                </pic:pic>
+              </a:graphicData>
+            </a:graphic>
+          </wp:inline>
+        </w:drawing>
+      </w:r>
+      <w:r>
+        <w:rPr>
+          <w:rFonts w:hint="eastAsia"/>
+          <w:noProof/>
+        </w:rPr>
+        <w:drawing>
+          <wp:inline distT="0" distB="0" distL="0" distR="0" wp14:anchorId="2FB4336D" wp14:editId="7DE78D12">
+            <wp:extent cx="1623695" cy="1623695"/>
+            <wp:effectExtent l="0" t="0" r="0" b="0"/>
+            <wp:docPr id="28" name="圖片 28" descr="一張含有 戶外, 建築, 草, 樹狀 的圖片&#10;&#10;AI 產生的內容可能不正確。"/>
+            <wp:cNvGraphicFramePr>
+              <a:graphicFrameLocks xmlns:a="http://schemas.openxmlformats.org/drawingml/2006/main" noChangeAspect="1"/>
+            </wp:cNvGraphicFramePr>
+            <a:graphic xmlns:a="http://schemas.openxmlformats.org/drawingml/2006/main">
+              <a:graphicData uri="http://schemas.openxmlformats.org/drawingml/2006/picture">
+                <pic:pic xmlns:pic="http://schemas.openxmlformats.org/drawingml/2006/picture">
+                  <pic:nvPicPr>
+                    <pic:cNvPr id="28" name="圖片 28" descr="一張含有 戶外, 建築, 草, 樹狀 的圖片&#10;&#10;AI 產生的內容可能不正確。"/>
+                    <pic:cNvPicPr/>
+                  </pic:nvPicPr>
+                  <pic:blipFill>
+                    <a:blip r:embed="rId26" cstate="print">
+                      <a:extLst>
+                        <a:ext uri="{28A0092B-C50C-407E-A947-70E740481C1C}">
+                          <a14:useLocalDpi xmlns:a14="http://schemas.microsoft.com/office/drawing/2010/main" val="0"/>
+                        </a:ext>
+                      </a:extLst>
+                    </a:blip>
+                    <a:stretch>
+                      <a:fillRect/>
+                    </a:stretch>
+                  </pic:blipFill>
+                  <pic:spPr>
+                    <a:xfrm>
+                      <a:off x="0" y="0"/>
+                      <a:ext cx="1629346" cy="1629346"/>
+                    </a:xfrm>
+                    <a:prstGeom prst="rect">
+                      <a:avLst/>
+                    </a:prstGeom>
+                  </pic:spPr>
+                </pic:pic>
+              </a:graphicData>
+            </a:graphic>
+          </wp:inline>
+        </w:drawing>
+      </w:r>
+      <w:r>
+        <w:rPr>
+          <w:rFonts w:hint="eastAsia"/>
+          <w:noProof/>
+        </w:rPr>
+        <w:drawing>
+          <wp:inline distT="0" distB="0" distL="0" distR="0" wp14:anchorId="3D347C09" wp14:editId="09BB9FA1">
+            <wp:extent cx="1678675" cy="1678675"/>
+            <wp:effectExtent l="0" t="0" r="0" b="0"/>
+            <wp:docPr id="29" name="圖片 29" descr="一張含有 戶外, 建築, 草, 樹狀 的圖片&#10;&#10;AI 產生的內容可能不正確。"/>
+            <wp:cNvGraphicFramePr>
+              <a:graphicFrameLocks xmlns:a="http://schemas.openxmlformats.org/drawingml/2006/main" noChangeAspect="1"/>
+            </wp:cNvGraphicFramePr>
+            <a:graphic xmlns:a="http://schemas.openxmlformats.org/drawingml/2006/main">
+              <a:graphicData uri="http://schemas.openxmlformats.org/drawingml/2006/picture">
+                <pic:pic xmlns:pic="http://schemas.openxmlformats.org/drawingml/2006/picture">
+                  <pic:nvPicPr>
+                    <pic:cNvPr id="29" name="圖片 29" descr="一張含有 戶外, 建築, 草, 樹狀 的圖片&#10;&#10;AI 產生的內容可能不正確。"/>
+                    <pic:cNvPicPr/>
+                  </pic:nvPicPr>
+                  <pic:blipFill>
+                    <a:blip r:embed="rId27" cstate="print">
+                      <a:extLst>
+                        <a:ext uri="{28A0092B-C50C-407E-A947-70E740481C1C}">
+                          <a14:useLocalDpi xmlns:a14="http://schemas.microsoft.com/office/drawing/2010/main" val="0"/>
+                        </a:ext>
+                      </a:extLst>
+                    </a:blip>
+                    <a:stretch>
+                      <a:fillRect/>
+                    </a:stretch>
+                  </pic:blipFill>
+                  <pic:spPr>
+                    <a:xfrm>
+                      <a:off x="0" y="0"/>
+                      <a:ext cx="1682728" cy="1682728"/>
+                    </a:xfrm>
+                    <a:prstGeom prst="rect">
+                      <a:avLst/>
+                    </a:prstGeom>
+                  </pic:spPr>
+                </pic:pic>
+              </a:graphicData>
+            </a:graphic>
+          </wp:inline>
+        </w:drawing>
+      </w:r>
+      <w:r>
+        <w:rPr>
+          <w:rFonts w:hint="eastAsia"/>
+          <w:noProof/>
+        </w:rPr>
+        <w:drawing>
+          <wp:inline distT="0" distB="0" distL="0" distR="0" wp14:anchorId="39E906FD" wp14:editId="25E628E5">
+            <wp:extent cx="1651379" cy="1651379"/>
+            <wp:effectExtent l="0" t="0" r="6350" b="6350"/>
+            <wp:docPr id="30" name="圖片 30" descr="一張含有 戶外, 建築, 草, 樹狀 的圖片&#10;&#10;AI 產生的內容可能不正確。"/>
+            <wp:cNvGraphicFramePr>
+              <a:graphicFrameLocks xmlns:a="http://schemas.openxmlformats.org/drawingml/2006/main" noChangeAspect="1"/>
+            </wp:cNvGraphicFramePr>
+            <a:graphic xmlns:a="http://schemas.openxmlformats.org/drawingml/2006/main">
+              <a:graphicData uri="http://schemas.openxmlformats.org/drawingml/2006/picture">
+                <pic:pic xmlns:pic="http://schemas.openxmlformats.org/drawingml/2006/picture">
+                  <pic:nvPicPr>
+                    <pic:cNvPr id="30" name="圖片 30" descr="一張含有 戶外, 建築, 草, 樹狀 的圖片&#10;&#10;AI 產生的內容可能不正確。"/>
+                    <pic:cNvPicPr/>
+                  </pic:nvPicPr>
+                  <pic:blipFill>
+                    <a:blip r:embed="rId28" cstate="print">
+                      <a:extLst>
+                        <a:ext uri="{28A0092B-C50C-407E-A947-70E740481C1C}">
+                          <a14:useLocalDpi xmlns:a14="http://schemas.microsoft.com/office/drawing/2010/main" val="0"/>
+                        </a:ext>
+                      </a:extLst>
+                    </a:blip>
+                    <a:stretch>
+                      <a:fillRect/>
+                    </a:stretch>
+                  </pic:blipFill>
+                  <pic:spPr>
+                    <a:xfrm>
+                      <a:off x="0" y="0"/>
+                      <a:ext cx="1662071" cy="1662071"/>
+                    </a:xfrm>
+                    <a:prstGeom prst="rect">
+                      <a:avLst/>
+                    </a:prstGeom>
+                  </pic:spPr>
+                </pic:pic>
+              </a:graphicData>
+            </a:graphic>
+          </wp:inline>
+        </w:drawing>
+      </w:r>
+      <w:r>
+        <w:rPr>
+          <w:rFonts w:hint="eastAsia"/>
+          <w:noProof/>
+        </w:rPr>
+        <w:drawing>
+          <wp:inline distT="0" distB="0" distL="0" distR="0" wp14:anchorId="31457D34" wp14:editId="65F2925F">
+            <wp:extent cx="1569493" cy="1569493"/>
+            <wp:effectExtent l="0" t="0" r="0" b="0"/>
+            <wp:docPr id="31" name="圖片 31" descr="一張含有 戶外, 建築, 樹狀, 天空 的圖片&#10;&#10;AI 產生的內容可能不正確。"/>
+            <wp:cNvGraphicFramePr>
+              <a:graphicFrameLocks xmlns:a="http://schemas.openxmlformats.org/drawingml/2006/main" noChangeAspect="1"/>
+            </wp:cNvGraphicFramePr>
+            <a:graphic xmlns:a="http://schemas.openxmlformats.org/drawingml/2006/main">
+              <a:graphicData uri="http://schemas.openxmlformats.org/drawingml/2006/picture">
+                <pic:pic xmlns:pic="http://schemas.openxmlformats.org/drawingml/2006/picture">
+                  <pic:nvPicPr>
+                    <pic:cNvPr id="31" name="圖片 31" descr="一張含有 戶外, 建築, 樹狀, 天空 的圖片&#10;&#10;AI 產生的內容可能不正確。"/>
+                    <pic:cNvPicPr/>
+                  </pic:nvPicPr>
+                  <pic:blipFill>
+                    <a:blip r:embed="rId29" cstate="print">
+                      <a:extLst>
+                        <a:ext uri="{28A0092B-C50C-407E-A947-70E740481C1C}">
+                          <a14:useLocalDpi xmlns:a14="http://schemas.microsoft.com/office/drawing/2010/main" val="0"/>
+                        </a:ext>
+                      </a:extLst>
+                    </a:blip>
+                    <a:stretch>
+                      <a:fillRect/>
+                    </a:stretch>
+                  </pic:blipFill>
+                  <pic:spPr>
+                    <a:xfrm>
+                      <a:off x="0" y="0"/>
+                      <a:ext cx="1574670" cy="1574670"/>
+                    </a:xfrm>
+                    <a:prstGeom prst="rect">
+                      <a:avLst/>
+                    </a:prstGeom>
+                  </pic:spPr>
+                </pic:pic>
+              </a:graphicData>
+            </a:graphic>
+          </wp:inline>
+        </w:drawing>
       </w:r>
     </w:p>
     <w:p>
@@ -2111,9 +4529,6 @@
     <w:p>
       <w:pPr>
         <w:ind w:firstLine="480"/>
-        <w:rPr>
-          <w:rFonts w:hint="eastAsia"/>
-        </w:rPr>
       </w:pPr>
       <w:r>
         <w:rPr>
@@ -2173,57 +4588,23 @@
     <w:p>
       <w:pPr>
         <w:ind w:firstLine="480"/>
-        <w:rPr>
-          <w:rFonts w:hint="eastAsia"/>
-        </w:rPr>
-      </w:pPr>
-      <w:r>
-        <w:rPr>
-          <w:rFonts w:hint="eastAsia"/>
-        </w:rPr>
-        <w:t>在電子紙顯示器的實務應用上，因其具備省電、護眼及顯示穩定等優勢，半色調技術更扮演關鍵角色。然而，目前電子紙的更新速度與色彩表現能力仍有待改善。透過結合設備感知演算法以及新型半色調技術的持續開發，未來將能進一步克服這些限制。尤其隨著人眼視覺模型的導入，裝置感知的半色調技術能更有效地利用有限資源達到最佳的視覺呈現效果。</w:t>
-      </w:r>
-      <w:proofErr w:type="gramStart"/>
-      <w:r>
-        <w:rPr>
-          <w:rFonts w:hint="eastAsia"/>
-        </w:rPr>
-        <w:t>此外，</w:t>
-      </w:r>
-      <w:proofErr w:type="gramEnd"/>
-      <w:r>
-        <w:rPr>
-          <w:rFonts w:hint="eastAsia"/>
-        </w:rPr>
-        <w:t>透過深度學習和機器學習技術的導入，也使得半色調演算法在處理效率和影像品質間取得更佳平衡，為未來電子紙應用拓展出更多可能性。</w:t>
+      </w:pPr>
+      <w:r>
+        <w:rPr>
+          <w:rFonts w:hint="eastAsia"/>
+        </w:rPr>
+        <w:t>在電子紙顯示器的實務應用上，因其具備省電、護眼及顯示穩定等優勢，半色調技術更扮演關鍵角色。然而，目前電子紙的更新速度與色彩表現能力仍有待改善。透過結合設備感知演算法以及新型半色調技術的持續開發，未來將能進一步克服這些限制。尤其隨著人眼視覺模型的導入，裝置感知的半色調技術能更有效地利用有限資源達到最佳的視覺呈現效果。此外，透過深度學習和機器學習技術的導入，也使得半色調演算法在處理效率和影像品質間取得更佳平衡，為未來電子紙應用拓展出更多可能性。</w:t>
       </w:r>
     </w:p>
     <w:p>
       <w:pPr>
         <w:ind w:firstLine="480"/>
-        <w:rPr>
-          <w:rFonts w:hint="eastAsia"/>
-        </w:rPr>
-      </w:pPr>
-      <w:r>
-        <w:rPr>
-          <w:rFonts w:hint="eastAsia"/>
-        </w:rPr>
-        <w:t>綜合以上探討，本研究認為半色調技術未來將繼續朝向高效率、高視覺品質與</w:t>
-      </w:r>
-      <w:proofErr w:type="gramStart"/>
-      <w:r>
-        <w:rPr>
-          <w:rFonts w:hint="eastAsia"/>
-        </w:rPr>
-        <w:t>低功耗</w:t>
-      </w:r>
-      <w:proofErr w:type="gramEnd"/>
-      <w:r>
-        <w:rPr>
-          <w:rFonts w:hint="eastAsia"/>
-        </w:rPr>
-        <w:t>的方向發展，以更完善的技術滿足日益嚴格的視覺品質需求，並支援各種新興顯示裝置的廣泛應用，為使用者提供更佳的視覺體驗與便利的生活環境。</w:t>
+      </w:pPr>
+      <w:r>
+        <w:rPr>
+          <w:rFonts w:hint="eastAsia"/>
+        </w:rPr>
+        <w:t>綜合以上探討，本研究認為半色調技術未來將繼續朝向高效率、高視覺品質與低功耗的方向發展，以更完善的技術滿足日益嚴格的視覺品質需求，並支援各種新興顯示裝置的廣泛應用，為使用者提供更佳的視覺體驗與便利的生活環境。</w:t>
       </w:r>
     </w:p>
     <w:p>
@@ -2268,105 +4649,137 @@
       </w:pPr>
       <w:r>
         <w:rPr>
+          <w:rFonts w:hint="eastAsia"/>
           <w:sz w:val="20"/>
           <w:szCs w:val="20"/>
         </w:rPr>
-        <w:t xml:space="preserve">M. Mese and P. P. Vaidyanathan, "Recent advances in digital halftoning and inverse halftoning methods," in IEEE Transactions on Circuits and Systems I: Fundamental Theory and Applications, vol. 49, no. 6, pp. 790-805, June 2002, </w:t>
-      </w:r>
-      <w:proofErr w:type="spellStart"/>
+        <w:t xml:space="preserve">[1] </w:t>
+      </w:r>
       <w:r>
         <w:rPr>
           <w:sz w:val="20"/>
           <w:szCs w:val="20"/>
         </w:rPr>
-        <w:t>doi</w:t>
-      </w:r>
-      <w:proofErr w:type="spellEnd"/>
-      <w:r>
-        <w:rPr>
+        <w:t>M. Mese and P. P. Vaidyanathan, "Recent advances in digital halftoning and inverse halftoning methods," in IEEE Transactions on Circuits and Systems I: Fundamental Theory and Applications, vol. 49, no. 6, pp. 790-805, June 2002, doi: 10.1109/TCSI.2002.1010034.</w:t>
+      </w:r>
+      <w:r>
+        <w:rPr>
+          <w:rFonts w:hint="eastAsia"/>
           <w:sz w:val="20"/>
           <w:szCs w:val="20"/>
         </w:rPr>
-        <w:t>: 10.1109/TCSI.2002.1010034.</w:t>
-      </w:r>
-      <w:r>
-        <w:rPr>
-          <w:rFonts w:hint="eastAsia"/>
+        <w:t xml:space="preserve"> </w:t>
+      </w:r>
+    </w:p>
+    <w:p>
+      <w:pPr>
+        <w:rPr>
           <w:sz w:val="20"/>
           <w:szCs w:val="20"/>
         </w:rPr>
-        <w:t xml:space="preserve"> </w:t>
-      </w:r>
-    </w:p>
-    <w:p>
-      <w:pPr>
-        <w:rPr>
+      </w:pPr>
+      <w:r>
+        <w:rPr>
+          <w:rFonts w:hint="eastAsia"/>
           <w:sz w:val="20"/>
           <w:szCs w:val="20"/>
         </w:rPr>
-      </w:pPr>
-      <w:r>
-        <w:rPr>
+        <w:t>[</w:t>
+      </w:r>
+      <w:r>
+        <w:rPr>
+          <w:rFonts w:hint="eastAsia"/>
           <w:sz w:val="20"/>
           <w:szCs w:val="20"/>
         </w:rPr>
-        <w:t>B. E. Bayer, "An Optimum Method for Two-Level Rendition of Continuous-Tone Pictures," in IEEE International Conference on Communications, 1973, vol. 1, pp. 26-11–26-15.</w:t>
-      </w:r>
-    </w:p>
-    <w:p>
-      <w:pPr>
-        <w:rPr>
+        <w:t>2]</w:t>
+      </w:r>
+      <w:r>
+        <w:rPr>
+          <w:rFonts w:hint="eastAsia"/>
           <w:sz w:val="20"/>
           <w:szCs w:val="20"/>
         </w:rPr>
-      </w:pPr>
+        <w:t xml:space="preserve"> </w:t>
+      </w:r>
       <w:r>
         <w:rPr>
           <w:sz w:val="20"/>
           <w:szCs w:val="20"/>
         </w:rPr>
-        <w:t xml:space="preserve">T. </w:t>
-      </w:r>
-      <w:proofErr w:type="spellStart"/>
-      <w:r>
+        <w:t>B. E. Bayer, "An Optimum Method for Two-Level Rendition of Continuous-Tone Pictures," in IEEE International Conference on Communications, 1973, vol. 1, pp. 26-11–26-15.</w:t>
+      </w:r>
+    </w:p>
+    <w:p>
+      <w:pPr>
         <w:rPr>
           <w:sz w:val="20"/>
           <w:szCs w:val="20"/>
         </w:rPr>
-        <w:t>Mitsa</w:t>
-      </w:r>
-      <w:proofErr w:type="spellEnd"/>
-      <w:r>
-        <w:rPr>
+      </w:pPr>
+      <w:r>
+        <w:rPr>
+          <w:rFonts w:hint="eastAsia"/>
           <w:sz w:val="20"/>
           <w:szCs w:val="20"/>
         </w:rPr>
-        <w:t xml:space="preserve"> and K. J. Parker, "Digital halftoning technique using a blue-noise mask," Journal of the Optical Society of America A, vol. 9, no. 11, pp. 1920-1929, Nov. 1992, </w:t>
-      </w:r>
-      <w:proofErr w:type="spellStart"/>
-      <w:r>
-        <w:rPr>
+        <w:t>[</w:t>
+      </w:r>
+      <w:r>
+        <w:rPr>
+          <w:rFonts w:hint="eastAsia"/>
           <w:sz w:val="20"/>
           <w:szCs w:val="20"/>
         </w:rPr>
-        <w:t>doi</w:t>
-      </w:r>
-      <w:proofErr w:type="spellEnd"/>
-      <w:r>
-        <w:rPr>
+        <w:t>3</w:t>
+      </w:r>
+      <w:r>
+        <w:rPr>
+          <w:rFonts w:hint="eastAsia"/>
           <w:sz w:val="20"/>
           <w:szCs w:val="20"/>
         </w:rPr>
-        <w:t>: 10.1364/JOSAA.9.001920.</w:t>
-      </w:r>
-    </w:p>
-    <w:p>
-      <w:pPr>
+        <w:t xml:space="preserve">] </w:t>
+      </w:r>
+      <w:r>
         <w:rPr>
           <w:sz w:val="20"/>
           <w:szCs w:val="20"/>
         </w:rPr>
-      </w:pPr>
+        <w:t>T. Mitsa and K. J. Parker, "Digital halftoning technique using a blue-noise mask," Journal of the Optical Society of America A, vol. 9, no. 11, pp. 1920-1929, Nov. 1992, doi: 10.1364/JOSAA.9.001920.</w:t>
+      </w:r>
+    </w:p>
+    <w:p>
+      <w:pPr>
+        <w:rPr>
+          <w:sz w:val="20"/>
+          <w:szCs w:val="20"/>
+        </w:rPr>
+      </w:pPr>
+      <w:r>
+        <w:rPr>
+          <w:rFonts w:hint="eastAsia"/>
+          <w:sz w:val="20"/>
+          <w:szCs w:val="20"/>
+        </w:rPr>
+        <w:t>[</w:t>
+      </w:r>
+      <w:r>
+        <w:rPr>
+          <w:rFonts w:hint="eastAsia"/>
+          <w:sz w:val="20"/>
+          <w:szCs w:val="20"/>
+        </w:rPr>
+        <w:t>4</w:t>
+      </w:r>
+      <w:r>
+        <w:rPr>
+          <w:rFonts w:hint="eastAsia"/>
+          <w:sz w:val="20"/>
+          <w:szCs w:val="20"/>
+        </w:rPr>
+        <w:t xml:space="preserve">] </w:t>
+      </w:r>
       <w:r>
         <w:rPr>
           <w:sz w:val="20"/>
@@ -2400,26 +4813,34 @@
       </w:pPr>
       <w:r>
         <w:rPr>
+          <w:rFonts w:hint="eastAsia"/>
           <w:sz w:val="20"/>
           <w:szCs w:val="20"/>
         </w:rPr>
-        <w:t xml:space="preserve">V. </w:t>
-      </w:r>
-      <w:proofErr w:type="spellStart"/>
-      <w:r>
-        <w:rPr>
+        <w:t>[</w:t>
+      </w:r>
+      <w:r>
+        <w:rPr>
+          <w:rFonts w:hint="eastAsia"/>
           <w:sz w:val="20"/>
           <w:szCs w:val="20"/>
         </w:rPr>
-        <w:t>Ostromoukhov</w:t>
-      </w:r>
-      <w:proofErr w:type="spellEnd"/>
-      <w:r>
-        <w:rPr>
+        <w:t>5</w:t>
+      </w:r>
+      <w:r>
+        <w:rPr>
+          <w:rFonts w:hint="eastAsia"/>
           <w:sz w:val="20"/>
           <w:szCs w:val="20"/>
         </w:rPr>
-        <w:t xml:space="preserve">, "A Simple and Efficient Error-Diffusion Algorithm," in </w:t>
+        <w:t xml:space="preserve">] </w:t>
+      </w:r>
+      <w:r>
+        <w:rPr>
+          <w:sz w:val="20"/>
+          <w:szCs w:val="20"/>
+        </w:rPr>
+        <w:t xml:space="preserve">V. Ostromoukhov, "A Simple and Efficient Error-Diffusion Algorithm," in </w:t>
       </w:r>
       <w:r>
         <w:rPr>
@@ -2435,32 +4856,40 @@
           <w:sz w:val="20"/>
           <w:szCs w:val="20"/>
         </w:rPr>
-        <w:t xml:space="preserve">, ACM, 2001, pp. 567–572, </w:t>
-      </w:r>
-      <w:proofErr w:type="spellStart"/>
-      <w:r>
+        <w:t>, ACM, 2001, pp. 567–572, doi: 10.1145/383259.383326.</w:t>
+      </w:r>
+    </w:p>
+    <w:p>
+      <w:pPr>
         <w:rPr>
           <w:sz w:val="20"/>
           <w:szCs w:val="20"/>
         </w:rPr>
-        <w:t>doi</w:t>
-      </w:r>
-      <w:proofErr w:type="spellEnd"/>
-      <w:r>
-        <w:rPr>
+      </w:pPr>
+      <w:r>
+        <w:rPr>
+          <w:rFonts w:hint="eastAsia"/>
           <w:sz w:val="20"/>
           <w:szCs w:val="20"/>
         </w:rPr>
-        <w:t>: 10.1145/383259.383326.</w:t>
-      </w:r>
-    </w:p>
-    <w:p>
-      <w:pPr>
-        <w:rPr>
+        <w:t>[</w:t>
+      </w:r>
+      <w:r>
+        <w:rPr>
+          <w:rFonts w:hint="eastAsia"/>
           <w:sz w:val="20"/>
           <w:szCs w:val="20"/>
         </w:rPr>
-      </w:pPr>
+        <w:t>6</w:t>
+      </w:r>
+      <w:r>
+        <w:rPr>
+          <w:rFonts w:hint="eastAsia"/>
+          <w:sz w:val="20"/>
+          <w:szCs w:val="20"/>
+        </w:rPr>
+        <w:t xml:space="preserve">] </w:t>
+      </w:r>
       <w:r>
         <w:rPr>
           <w:sz w:val="20"/>
@@ -2482,32 +4911,24 @@
           <w:sz w:val="20"/>
           <w:szCs w:val="20"/>
         </w:rPr>
-        <w:t xml:space="preserve">, vol. 6, no. 4, pp. 245–273, Oct. 1987, </w:t>
-      </w:r>
-      <w:proofErr w:type="spellStart"/>
-      <w:r>
+        <w:t>, vol. 6, no. 4, pp. 245–273, Oct. 1987, doi: 10.1145/35039.35040.</w:t>
+      </w:r>
+    </w:p>
+    <w:p>
+      <w:pPr>
         <w:rPr>
           <w:sz w:val="20"/>
           <w:szCs w:val="20"/>
         </w:rPr>
-        <w:t>doi</w:t>
-      </w:r>
-      <w:proofErr w:type="spellEnd"/>
-      <w:r>
-        <w:rPr>
+      </w:pPr>
+      <w:r>
+        <w:rPr>
+          <w:rFonts w:hint="eastAsia"/>
           <w:sz w:val="20"/>
           <w:szCs w:val="20"/>
         </w:rPr>
-        <w:t>: 10.1145/35039.35040.</w:t>
-      </w:r>
-    </w:p>
-    <w:p>
-      <w:pPr>
-        <w:rPr>
-          <w:sz w:val="20"/>
-          <w:szCs w:val="20"/>
-        </w:rPr>
-      </w:pPr>
+        <w:t xml:space="preserve">[7] </w:t>
+      </w:r>
       <w:r>
         <w:rPr>
           <w:sz w:val="20"/>
@@ -2536,54 +4957,30 @@
           <w:sz w:val="20"/>
           <w:szCs w:val="20"/>
         </w:rPr>
-        <w:t xml:space="preserve">, vol. 9, no. 4, pp. 691–709, Apr. 2000, </w:t>
-      </w:r>
-      <w:proofErr w:type="spellStart"/>
-      <w:r>
+        <w:t>, vol. 9, no. 4, pp. 691–709, Apr. 2000, doi: 10.1109/83.841529.</w:t>
+      </w:r>
+    </w:p>
+    <w:p>
+      <w:pPr>
         <w:rPr>
           <w:sz w:val="20"/>
           <w:szCs w:val="20"/>
         </w:rPr>
-        <w:t>doi</w:t>
-      </w:r>
-      <w:proofErr w:type="spellEnd"/>
-      <w:r>
-        <w:rPr>
+      </w:pPr>
+      <w:r>
+        <w:rPr>
+          <w:rFonts w:hint="eastAsia"/>
           <w:sz w:val="20"/>
           <w:szCs w:val="20"/>
         </w:rPr>
-        <w:t>: 10.1109/83.841529.</w:t>
-      </w:r>
-    </w:p>
-    <w:p>
-      <w:pPr>
+        <w:t xml:space="preserve">[8] </w:t>
+      </w:r>
+      <w:r>
         <w:rPr>
           <w:sz w:val="20"/>
           <w:szCs w:val="20"/>
         </w:rPr>
-      </w:pPr>
-      <w:r>
-        <w:rPr>
-          <w:sz w:val="20"/>
-          <w:szCs w:val="20"/>
-        </w:rPr>
-        <w:t xml:space="preserve">D. Lieberman and J. P. </w:t>
-      </w:r>
-      <w:proofErr w:type="spellStart"/>
-      <w:r>
-        <w:rPr>
-          <w:sz w:val="20"/>
-          <w:szCs w:val="20"/>
-        </w:rPr>
-        <w:t>Allebach</w:t>
-      </w:r>
-      <w:proofErr w:type="spellEnd"/>
-      <w:r>
-        <w:rPr>
-          <w:sz w:val="20"/>
-          <w:szCs w:val="20"/>
-        </w:rPr>
-        <w:t xml:space="preserve">, "Efficient Model-Based Halftoning Using Direct Binary Search," in </w:t>
+        <w:t xml:space="preserve">D. Lieberman and J. P. Allebach, "Efficient Model-Based Halftoning Using Direct Binary Search," in </w:t>
       </w:r>
       <w:r>
         <w:rPr>
@@ -2599,54 +4996,30 @@
           <w:sz w:val="20"/>
           <w:szCs w:val="20"/>
         </w:rPr>
-        <w:t xml:space="preserve">, 1997, vol. 1, pp. 775–778, </w:t>
-      </w:r>
-      <w:proofErr w:type="spellStart"/>
-      <w:r>
+        <w:t>, 1997, vol. 1, pp. 775–778, doi: 10.1109/ICIP.1997.647831.</w:t>
+      </w:r>
+    </w:p>
+    <w:p>
+      <w:pPr>
         <w:rPr>
           <w:sz w:val="20"/>
           <w:szCs w:val="20"/>
         </w:rPr>
-        <w:t>doi</w:t>
-      </w:r>
-      <w:proofErr w:type="spellEnd"/>
-      <w:r>
-        <w:rPr>
+      </w:pPr>
+      <w:r>
+        <w:rPr>
+          <w:rFonts w:hint="eastAsia"/>
           <w:sz w:val="20"/>
           <w:szCs w:val="20"/>
         </w:rPr>
-        <w:t>: 10.1109/ICIP.1997.647831.</w:t>
-      </w:r>
-    </w:p>
-    <w:p>
-      <w:pPr>
+        <w:t xml:space="preserve">[9] </w:t>
+      </w:r>
+      <w:r>
         <w:rPr>
           <w:sz w:val="20"/>
           <w:szCs w:val="20"/>
         </w:rPr>
-      </w:pPr>
-      <w:r>
-        <w:rPr>
-          <w:sz w:val="20"/>
-          <w:szCs w:val="20"/>
-        </w:rPr>
-        <w:t xml:space="preserve">S. H. Kim and J. P. </w:t>
-      </w:r>
-      <w:proofErr w:type="spellStart"/>
-      <w:r>
-        <w:rPr>
-          <w:sz w:val="20"/>
-          <w:szCs w:val="20"/>
-        </w:rPr>
-        <w:t>Allebach</w:t>
-      </w:r>
-      <w:proofErr w:type="spellEnd"/>
-      <w:r>
-        <w:rPr>
-          <w:sz w:val="20"/>
-          <w:szCs w:val="20"/>
-        </w:rPr>
-        <w:t xml:space="preserve">, "Impact of HVS Models on Model-Based Halftoning," </w:t>
+        <w:t xml:space="preserve">S. H. Kim and J. P. Allebach, "Impact of HVS Models on Model-Based Halftoning," </w:t>
       </w:r>
       <w:r>
         <w:rPr>
@@ -2662,29 +5035,12 @@
           <w:sz w:val="20"/>
           <w:szCs w:val="20"/>
         </w:rPr>
-        <w:t xml:space="preserve">, vol. 11, no. 3, pp. 258–269, Mar. 2002, </w:t>
-      </w:r>
-      <w:proofErr w:type="spellStart"/>
-      <w:r>
-        <w:rPr>
-          <w:sz w:val="20"/>
-          <w:szCs w:val="20"/>
-        </w:rPr>
-        <w:t>doi</w:t>
-      </w:r>
-      <w:proofErr w:type="spellEnd"/>
-      <w:r>
-        <w:rPr>
-          <w:sz w:val="20"/>
-          <w:szCs w:val="20"/>
-        </w:rPr>
-        <w:t>: 10.1109/83.988953.</w:t>
-      </w:r>
-    </w:p>
-    <w:p>
-      <w:pPr>
-        <w:rPr>
-          <w:rFonts w:hint="eastAsia"/>
+        <w:t>, vol. 11, no. 3, pp. 258–269, Mar. 2002, doi: 10.1109/83.988953.</w:t>
+      </w:r>
+    </w:p>
+    <w:p>
+      <w:pPr>
+        <w:rPr>
           <w:sz w:val="20"/>
           <w:szCs w:val="20"/>
         </w:rPr>
@@ -3124,6 +5480,18 @@
   </w:num>
   <w:num w:numId="4" w16cid:durableId="1602758665">
     <w:abstractNumId w:val="0"/>
+  </w:num>
+  <w:num w:numId="5" w16cid:durableId="1956061328">
+    <w:abstractNumId w:val="3"/>
+    <w:lvlOverride w:ilvl="0">
+      <w:startOverride w:val="1"/>
+    </w:lvlOverride>
+  </w:num>
+  <w:num w:numId="6" w16cid:durableId="2117826881">
+    <w:abstractNumId w:val="0"/>
+    <w:lvlOverride w:ilvl="0">
+      <w:startOverride w:val="1"/>
+    </w:lvlOverride>
   </w:num>
 </w:numbering>
 </file>
@@ -4077,6 +6445,25 @@
       <w:shd w:val="clear" w:color="auto" w:fill="E1DFDD"/>
     </w:rPr>
   </w:style>
+  <w:style w:type="table" w:styleId="af0">
+    <w:name w:val="Table Grid"/>
+    <w:basedOn w:val="a3"/>
+    <w:uiPriority w:val="39"/>
+    <w:rsid w:val="007E57E6"/>
+    <w:pPr>
+      <w:spacing w:after="0" w:line="240" w:lineRule="auto"/>
+    </w:pPr>
+    <w:tblPr>
+      <w:tblBorders>
+        <w:top w:val="single" w:sz="4" w:space="0" w:color="auto"/>
+        <w:left w:val="single" w:sz="4" w:space="0" w:color="auto"/>
+        <w:bottom w:val="single" w:sz="4" w:space="0" w:color="auto"/>
+        <w:right w:val="single" w:sz="4" w:space="0" w:color="auto"/>
+        <w:insideH w:val="single" w:sz="4" w:space="0" w:color="auto"/>
+        <w:insideV w:val="single" w:sz="4" w:space="0" w:color="auto"/>
+      </w:tblBorders>
+    </w:tblPr>
+  </w:style>
 </w:styles>
 </file>
 
